--- a/downloads/student/ai-4-week-29.docx
+++ b/downloads/student/ai-4-week-29.docx
@@ -2105,6 +2105,16 @@
     <w:p>
       <w:r>
         <w:t>Area is a geometric toy feature. Useful predictive relationships need separate evaluation, and real leaves need a suitable measurement definition.</w:t>
+      </w:r>
+    </w:p>
+    <w:p>
+      <w:r>
+        <w:t>Read the labelled picture: What should be saved so another group transforms the query identically? Point to the relevant step in the picture, then write the changed result and the rule or evidence that supports it.</w:t>
+      </w:r>
+    </w:p>
+    <w:p>
+      <w:r>
+        <w:t>Change one thing: Include the query in the centering mean. Predict the result before checking the explanation. What remains the same?</w:t>
       </w:r>
     </w:p>
     <w:p>
@@ -4015,6 +4025,187 @@
     <w:p>
       <w:r>
         <w:t>Attempt the independent case before hints. Record whether you worked alone, used a hint or followed a model. After feedback, fix the first unsupported step and explain why it changed. A later check uses a changed case, not a copied answer.</w:t>
+      </w:r>
+    </w:p>
+    <w:p>
+      <w:pPr>
+        <w:pStyle w:val="Heading1"/>
+      </w:pPr>
+      <w:r>
+        <w:t>15. Your lesson route</w:t>
+      </w:r>
+    </w:p>
+    <w:p>
+      <w:r>
+        <w:t>Start with this question: Engineer a feature with a transformation defined before evaluating a new leaf.</w:t>
+      </w:r>
+    </w:p>
+    <w:tbl>
+      <w:tblPr>
+        <w:tblStyle w:val="LightShading-Accent1"/>
+        <w:tblW w:type="auto" w:w="0"/>
+        <w:tblLook w:firstColumn="1" w:firstRow="1" w:lastColumn="0" w:lastRow="0" w:noHBand="0" w:noVBand="1" w:val="04A0"/>
+      </w:tblPr>
+      <w:tblGrid>
+        <w:gridCol w:w="5112"/>
+        <w:gridCol w:w="5112"/>
+      </w:tblGrid>
+      <w:tr>
+        <w:trPr>
+          <w:tblHeader/>
+        </w:trPr>
+        <w:tc>
+          <w:tcPr>
+            <w:tcW w:type="dxa" w:w="5112"/>
+          </w:tcPr>
+          <w:p>
+            <w:r>
+              <w:t>By the end, I can</w:t>
+            </w:r>
+          </w:p>
+        </w:tc>
+        <w:tc>
+          <w:tcPr>
+            <w:tcW w:type="dxa" w:w="5112"/>
+          </w:tcPr>
+          <w:p>
+            <w:r>
+              <w:t>How I will show it</w:t>
+            </w:r>
+          </w:p>
+        </w:tc>
+      </w:tr>
+      <w:tr>
+        <w:tc>
+          <w:tcPr>
+            <w:tcW w:type="dxa" w:w="5112"/>
+          </w:tcPr>
+          <w:p>
+            <w:r>
+              <w:t>Create features available at prediction time</w:t>
+            </w:r>
+          </w:p>
+        </w:tc>
+        <w:tc>
+          <w:tcPr>
+            <w:tcW w:type="dxa" w:w="5112"/>
+          </w:tcPr>
+          <w:p>
+            <w:r>
+              <w:t>Explain the deciding step, show a trace or test, and state one limit.</w:t>
+            </w:r>
+          </w:p>
+        </w:tc>
+      </w:tr>
+      <w:tr>
+        <w:tc>
+          <w:tcPr>
+            <w:tcW w:type="dxa" w:w="5112"/>
+          </w:tcPr>
+          <w:p>
+            <w:r>
+              <w:t>Fit feature transformations using training evidence only</w:t>
+            </w:r>
+          </w:p>
+        </w:tc>
+        <w:tc>
+          <w:tcPr>
+            <w:tcW w:type="dxa" w:w="5112"/>
+          </w:tcPr>
+          <w:p>
+            <w:r>
+              <w:t>Explain the deciding step, show a trace or test, and state one limit.</w:t>
+            </w:r>
+          </w:p>
+        </w:tc>
+      </w:tr>
+      <w:tr>
+        <w:tc>
+          <w:tcPr>
+            <w:tcW w:type="dxa" w:w="5112"/>
+          </w:tcPr>
+          <w:p>
+            <w:r>
+              <w:t>Compare a feature change without changing the evaluation set</w:t>
+            </w:r>
+          </w:p>
+        </w:tc>
+        <w:tc>
+          <w:tcPr>
+            <w:tcW w:type="dxa" w:w="5112"/>
+          </w:tcPr>
+          <w:p>
+            <w:r>
+              <w:t>Explain the deciding step, show a trace or test, and state one limit.</w:t>
+            </w:r>
+          </w:p>
+        </w:tc>
+      </w:tr>
+    </w:tbl>
+    <w:p>
+      <w:r>
+        <w:t>Remember → watch and explain → try with help → investigate → try independently → keep project evidence. Your teacher may spread this lesson across several classes.</w:t>
+      </w:r>
+    </w:p>
+    <w:p>
+      <w:r>
+        <w:t>Keep your first prediction. Compare it with what the evidence shows and explain any change.</w:t>
+      </w:r>
+    </w:p>
+    <w:p>
+      <w:pPr>
+        <w:pStyle w:val="Heading1"/>
+      </w:pPr>
+      <w:r>
+        <w:t>16. Finish and return</w:t>
+      </w:r>
+    </w:p>
+    <w:p>
+      <w:r>
+        <w:t>Close your notes. Explain this goal in your own words: Create features available at prediction time</w:t>
+      </w:r>
+    </w:p>
+    <w:p>
+      <w:pPr>
+        <w:pStyle w:val="Heading3"/>
+      </w:pPr>
+      <w:r>
+        <w:t>My deciding step, evidence and one remaining question</w:t>
+      </w:r>
+    </w:p>
+    <w:p>
+      <w:r>
+        <w:t>________________________________________________________________</w:t>
+      </w:r>
+    </w:p>
+    <w:p>
+      <w:r>
+        <w:t>________________________________________________________________</w:t>
+      </w:r>
+    </w:p>
+    <w:p>
+      <w:r>
+        <w:t>________________________________________________________________</w:t>
+      </w:r>
+    </w:p>
+    <w:p>
+      <w:r>
+        <w:t>________________________________________________________________</w:t>
+      </w:r>
+    </w:p>
+    <w:p>
+      <w:r>
+        <w:t>________________________________________________________________</w:t>
+      </w:r>
+    </w:p>
+    <w:p>
+      <w:r>
+        <w:t>If you are unsure, return to the worked picture and explain one arrow. If you are ready, change an input or assumption and justify your prediction.</w:t>
+      </w:r>
+    </w:p>
+    <w:p>
+      <w:r>
+        <w:t>Save your workbook evidence. At the next review, try a different case before opening your old answer.</w:t>
       </w:r>
     </w:p>
     <w:sectPr>

--- a/downloads/student/ai-4-week-29.docx
+++ b/downloads/student/ai-4-week-29.docx
@@ -4206,6 +4206,215 @@
     <w:p>
       <w:r>
         <w:t>Save your workbook evidence. At the next review, try a different case before opening your old answer.</w:t>
+      </w:r>
+    </w:p>
+    <w:p>
+      <w:pPr>
+        <w:pStyle w:val="Heading1"/>
+      </w:pPr>
+      <w:r>
+        <w:t>17. Supported practice, repair and portfolio</w:t>
+      </w:r>
+    </w:p>
+    <w:p>
+      <w:r>
+        <w:t>Use this supported practice once, in the browser or on paper. Keep the reserved independent assessment for a separate first attempt before teacher feedback.</w:t>
+      </w:r>
+    </w:p>
+    <w:p>
+      <w:r>
+        <w:t>Engineer a feature with a transformation defined before evaluating a new leaf.</w:t>
+      </w:r>
+    </w:p>
+    <w:p>
+      <w:pPr>
+        <w:pStyle w:val="Heading3"/>
+      </w:pPr>
+      <w:r>
+        <w:t>Practice 1: explain the deciding evidence</w:t>
+      </w:r>
+    </w:p>
+    <w:p>
+      <w:r>
+        <w:t>Which labelled step matches this detail? Centered query feature=8-6=2 cm².</w:t>
+      </w:r>
+    </w:p>
+    <w:p>
+      <w:r>
+        <w:t>1. Construct area</w:t>
+      </w:r>
+    </w:p>
+    <w:p>
+      <w:r>
+        <w:t>2. Fit centering</w:t>
+      </w:r>
+    </w:p>
+    <w:p>
+      <w:r>
+        <w:t>3. Apply unchanged transform</w:t>
+      </w:r>
+    </w:p>
+    <w:p>
+      <w:pPr>
+        <w:pStyle w:val="Heading3"/>
+      </w:pPr>
+      <w:r>
+        <w:t>My selected conclusion, deciding fact and explanation</w:t>
+      </w:r>
+    </w:p>
+    <w:p>
+      <w:r>
+        <w:t>________________________________________________________________</w:t>
+      </w:r>
+    </w:p>
+    <w:p>
+      <w:r>
+        <w:t>________________________________________________________________</w:t>
+      </w:r>
+    </w:p>
+    <w:p>
+      <w:r>
+        <w:t>________________________________________________________________</w:t>
+      </w:r>
+    </w:p>
+    <w:p>
+      <w:r>
+        <w:t>________________________________________________________________</w:t>
+      </w:r>
+    </w:p>
+    <w:p>
+      <w:r>
+        <w:t>________________________________________________________________</w:t>
+      </w:r>
+    </w:p>
+    <w:p>
+      <w:r>
+        <w:t>Hint if needed: Read the steps in the pictorial case. Match the supplied detail to the stage that performs or records it.</w:t>
+      </w:r>
+    </w:p>
+    <w:p>
+      <w:r>
+        <w:t>After your attempt, compare with the supported explanation: Apply unchanged transform Centered query feature=8-6=2 cm². Read the picture in order. Centered query feature=8-6=2 cm². The arrows show which recorded input or intermediate result each decision uses. Explain the deciding step aloud before checking the changed case; pointing to the final answer alone does not show how it follows.</w:t>
+      </w:r>
+    </w:p>
+    <w:p>
+      <w:pPr>
+        <w:pStyle w:val="Heading3"/>
+      </w:pPr>
+      <w:r>
+        <w:t>Practice 2: explain the deciding evidence</w:t>
+      </w:r>
+    </w:p>
+    <w:p>
+      <w:r>
+        <w:t>Changed-case practice: Include the query in the centering mean. Which conclusion is supported by the supplied facts?</w:t>
+      </w:r>
+    </w:p>
+    <w:p>
+      <w:r>
+        <w:t>1. Mean becomes26/4=6.5 cm² and query feature1.5 cm²; this changes the fitted transformation.</w:t>
+      </w:r>
+    </w:p>
+    <w:p>
+      <w:r>
+        <w:t>2. This one example guarantees correct results for every future input.</w:t>
+      </w:r>
+    </w:p>
+    <w:p>
+      <w:r>
+        <w:t>3. We can decide the result without examining the changed input or the procedure.</w:t>
+      </w:r>
+    </w:p>
+    <w:p>
+      <w:pPr>
+        <w:pStyle w:val="Heading3"/>
+      </w:pPr>
+      <w:r>
+        <w:t>My selected conclusion, deciding fact and explanation</w:t>
+      </w:r>
+    </w:p>
+    <w:p>
+      <w:r>
+        <w:t>________________________________________________________________</w:t>
+      </w:r>
+    </w:p>
+    <w:p>
+      <w:r>
+        <w:t>________________________________________________________________</w:t>
+      </w:r>
+    </w:p>
+    <w:p>
+      <w:r>
+        <w:t>________________________________________________________________</w:t>
+      </w:r>
+    </w:p>
+    <w:p>
+      <w:r>
+        <w:t>________________________________________________________________</w:t>
+      </w:r>
+    </w:p>
+    <w:p>
+      <w:r>
+        <w:t>________________________________________________________________</w:t>
+      </w:r>
+    </w:p>
+    <w:p>
+      <w:r>
+        <w:t>Hint if needed: Use the changed condition and the deciding step in the pictorial trace. The answer must say what follows from those facts.</w:t>
+      </w:r>
+    </w:p>
+    <w:p>
+      <w:r>
+        <w:t>After your attempt, compare with the supported explanation: Mean becomes26/4=6.5 cm² and query feature1.5 cm²; this changes the fitted transformation. A held-out input should not silently redefine a training-fitted preprocessing step.</w:t>
+      </w:r>
+    </w:p>
+    <w:p>
+      <w:pPr>
+        <w:pStyle w:val="Heading3"/>
+      </w:pPr>
+      <w:r>
+        <w:t>Repair a missing building block</w:t>
+      </w:r>
+    </w:p>
+    <w:p>
+      <w:r>
+        <w:t>Review Learning Curves (ai-4/28). Goal: Read training-size learning curves. Short practice: What comparison is valid if the validation set changes between sizes? Point to the relevant step in the picture, then write the changed result and the rule or evidence that supports it.. Return to this week and explain what you changed.</w:t>
+      </w:r>
+    </w:p>
+    <w:p>
+      <w:r>
+        <w:t>Review Reproducible Experiments (ai-4/26). Goal: Record enough detail to reproduce a run. Short practice: What should accompany the mean 70%? Point to the relevant step in the picture, then write the changed result and the rule or evidence that supports it.. Return to this week and explain what you changed.</w:t>
+      </w:r>
+    </w:p>
+    <w:p>
+      <w:r>
+        <w:t>Review Hold Out Test Data (ai-4/23). Goal: Freeze the full evaluation procedure before testing. Short practice: What is needed for an honest final claim about the revised version? Point to the relevant step in the picture, then write the changed result and the rule or evidence that supports it.. Return to this week and explain what you changed.</w:t>
+      </w:r>
+    </w:p>
+    <w:p>
+      <w:pPr>
+        <w:pStyle w:val="Heading3"/>
+      </w:pPr>
+      <w:r>
+        <w:t>Predict, run and debug</w:t>
+      </w:r>
+    </w:p>
+    <w:p>
+      <w:r>
+        <w:t>The browser lab lets you edit the supported Python examples already included in this lesson. Predict first, run, inspect the actual output or error, change one input, then run again. Keep code, predictions, actual results and a reasoned revision together. On paper, label your result as a trace rather than an execution.</w:t>
+      </w:r>
+    </w:p>
+    <w:p>
+      <w:pPr>
+        <w:pStyle w:val="Heading3"/>
+      </w:pPr>
+      <w:r>
+        <w:t>Keep your completed work</w:t>
+      </w:r>
+    </w:p>
+    <w:p>
+      <w:r>
+        <w:t>Use Download completed work in the hosted lesson to export your answers, reflections, practice feedback and code-run evidence. Open the HTML copy to read or print it. Drafts stay in this browser when storage is available; clear drafts on a shared device.</w:t>
       </w:r>
     </w:p>
     <w:sectPr>

--- a/downloads/student/ai-4-week-29.docx
+++ b/downloads/student/ai-4-week-29.docx
@@ -42,6 +42,11 @@
       </w:r>
     </w:p>
     <w:p>
+      <w:r>
+        <w:t>Start with the target: Create features available at prediction time. Try the recall before opening notes.</w:t>
+      </w:r>
+    </w:p>
+    <w:p>
       <w:pPr>
         <w:pStyle w:val="Heading3"/>
       </w:pPr>
@@ -50,17 +55,83 @@
       </w:r>
     </w:p>
     <w:p>
-      <w:r>
-        <w:t>I can create features available at prediction time.</w:t>
-      </w:r>
-    </w:p>
-    <w:p>
-      <w:r>
-        <w:t>I can fit feature transformations using training evidence only.</w:t>
-      </w:r>
-    </w:p>
-    <w:p>
-      <w:r>
+      <w:pPr>
+        <w:spacing w:line="336" w:lineRule="auto" w:after="180"/>
+      </w:pPr>
+      <w:r>
+        <w:rPr>
+          <w:b w:val="0"/>
+        </w:rPr>
+        <w:t xml:space="preserve">I can create features available at </w:t>
+      </w:r>
+      <w:r>
+        <w:rPr>
+          <w:b/>
+        </w:rPr>
+        <w:t>prediction</w:t>
+      </w:r>
+      <w:r>
+        <w:rPr>
+          <w:b w:val="0"/>
+        </w:rPr>
+        <w:t xml:space="preserve"> time.</w:t>
+      </w:r>
+    </w:p>
+    <w:p>
+      <w:pPr>
+        <w:spacing w:line="336" w:lineRule="auto" w:after="180"/>
+      </w:pPr>
+      <w:r>
+        <w:rPr>
+          <w:b w:val="0"/>
+        </w:rPr>
+        <w:t xml:space="preserve">I can fit feature </w:t>
+      </w:r>
+      <w:r>
+        <w:rPr>
+          <w:b/>
+        </w:rPr>
+        <w:t>transformation</w:t>
+      </w:r>
+      <w:r>
+        <w:rPr>
+          <w:b w:val="0"/>
+        </w:rPr>
+        <w:t xml:space="preserve">s using </w:t>
+      </w:r>
+      <w:r>
+        <w:rPr>
+          <w:b/>
+        </w:rPr>
+        <w:t>training</w:t>
+      </w:r>
+      <w:r>
+        <w:rPr>
+          <w:b w:val="0"/>
+        </w:rPr>
+        <w:t xml:space="preserve"> </w:t>
+      </w:r>
+      <w:r>
+        <w:rPr>
+          <w:b/>
+        </w:rPr>
+        <w:t>evidence</w:t>
+      </w:r>
+      <w:r>
+        <w:rPr>
+          <w:b w:val="0"/>
+        </w:rPr>
+        <w:t xml:space="preserve"> only.</w:t>
+      </w:r>
+    </w:p>
+    <w:p>
+      <w:pPr>
+        <w:spacing w:line="336" w:lineRule="auto" w:after="180"/>
+      </w:pPr>
+      <w:r>
+        <w:rPr>
+          <w:b w:val="0"/>
+        </w:rPr>
         <w:t>I can compare a feature change without changing the evaluation set.</w:t>
       </w:r>
     </w:p>
@@ -73,33 +144,135 @@
       </w:r>
     </w:p>
     <w:p>
-      <w:r>
+      <w:pPr>
+        <w:spacing w:line="336" w:lineRule="auto" w:after="180"/>
+      </w:pPr>
+      <w:r>
+        <w:rPr>
+          <w:b w:val="0"/>
+        </w:rPr>
         <w:t>Close your notes first. A rough first answer helps us choose the right starting point; it is not a score for your ability.</w:t>
       </w:r>
     </w:p>
     <w:p>
-      <w:r>
+      <w:pPr>
+        <w:spacing w:line="336" w:lineRule="auto" w:after="180"/>
+      </w:pPr>
+      <w:r>
+        <w:rPr>
+          <w:b w:val="0"/>
+        </w:rPr>
         <w:t>Without opening the old lesson, explain one key idea from Learning Curves. Give an example and a mistake that the idea helps you avoid.</w:t>
       </w:r>
     </w:p>
     <w:p>
-      <w:r>
+      <w:pPr>
+        <w:spacing w:line="336" w:lineRule="auto" w:after="180"/>
+      </w:pPr>
+      <w:r>
+        <w:rPr>
+          <w:b w:val="0"/>
+        </w:rPr>
         <w:t>Without opening the old lesson, explain one key idea from Reproducible Experiments. Give an example and a mistake that the idea helps you avoid.</w:t>
       </w:r>
     </w:p>
     <w:p>
-      <w:r>
+      <w:pPr>
+        <w:spacing w:line="336" w:lineRule="auto" w:after="180"/>
+      </w:pPr>
+      <w:r>
+        <w:rPr>
+          <w:b w:val="0"/>
+        </w:rPr>
         <w:t>Without opening the old lesson, explain one key idea from Hold Out Test Data. Give an example and a mistake that the idea helps you avoid.</w:t>
       </w:r>
     </w:p>
     <w:p>
-      <w:r>
-        <w:t>After trying, check the relevant lesson or ask your teacher. Change the part of your explanation that the evidence shows was wrong.</w:t>
-      </w:r>
-    </w:p>
-    <w:p>
-      <w:r>
-        <w:t>Feature engineering transforms raw inputs into useful structure while preserving prediction-time availability and avoiding leakage.</w:t>
+      <w:pPr>
+        <w:spacing w:line="336" w:lineRule="auto" w:after="180"/>
+      </w:pPr>
+      <w:r>
+        <w:rPr>
+          <w:b w:val="0"/>
+        </w:rPr>
+        <w:t xml:space="preserve">After trying, check the relevant lesson or ask your teacher. Change the part of your explanation that the </w:t>
+      </w:r>
+      <w:r>
+        <w:rPr>
+          <w:b/>
+        </w:rPr>
+        <w:t>evidence</w:t>
+      </w:r>
+      <w:r>
+        <w:rPr>
+          <w:b w:val="0"/>
+        </w:rPr>
+        <w:t xml:space="preserve"> shows was wrong.</w:t>
+      </w:r>
+    </w:p>
+    <w:p>
+      <w:pPr>
+        <w:spacing w:line="336" w:lineRule="auto" w:after="180"/>
+      </w:pPr>
+      <w:r>
+        <w:rPr>
+          <w:b/>
+        </w:rPr>
+        <w:t>Feature engineering</w:t>
+      </w:r>
+      <w:r>
+        <w:rPr>
+          <w:b w:val="0"/>
+        </w:rPr>
+        <w:t xml:space="preserve"> transforms raw </w:t>
+      </w:r>
+      <w:r>
+        <w:rPr>
+          <w:b/>
+        </w:rPr>
+        <w:t>input</w:t>
+      </w:r>
+      <w:r>
+        <w:rPr>
+          <w:b w:val="0"/>
+        </w:rPr>
+        <w:t xml:space="preserve">s into useful structure while preserving </w:t>
+      </w:r>
+      <w:r>
+        <w:rPr>
+          <w:b/>
+        </w:rPr>
+        <w:t>prediction</w:t>
+      </w:r>
+      <w:r>
+        <w:rPr>
+          <w:b w:val="0"/>
+        </w:rPr>
+        <w:t xml:space="preserve">-time </w:t>
+      </w:r>
+      <w:r>
+        <w:rPr>
+          <w:b/>
+        </w:rPr>
+        <w:t>availability</w:t>
+      </w:r>
+      <w:r>
+        <w:rPr>
+          <w:b w:val="0"/>
+        </w:rPr>
+        <w:t xml:space="preserve"> and avoiding </w:t>
+      </w:r>
+      <w:r>
+        <w:rPr>
+          <w:b/>
+        </w:rPr>
+        <w:t>leakage</w:t>
+      </w:r>
+      <w:r>
+        <w:rPr>
+          <w:b w:val="0"/>
+        </w:rPr>
+        <w:t>.</w:t>
       </w:r>
     </w:p>
     <w:p>
@@ -139,12 +312,33 @@
       </w:r>
     </w:p>
     <w:p>
-      <w:r>
+      <w:pPr>
+        <w:pStyle w:val="Heading3"/>
+      </w:pPr>
+      <w:r>
+        <w:t>Your target</w:t>
+      </w:r>
+    </w:p>
+    <w:p>
+      <w:pPr>
+        <w:spacing w:line="336" w:lineRule="auto" w:after="180"/>
+        <w:shd w:fill="EDF7F3"/>
+      </w:pPr>
+      <w:r>
+        <w:rPr>
+          <w:b w:val="0"/>
+        </w:rPr>
         <w:t>LEARNING TARGET  Length=12 cm, width=30 mm. Compute length/width using matching units. Explain handling for zero or missing width and where learned scaling is fitted.</w:t>
       </w:r>
     </w:p>
     <w:p>
-      <w:r>
+      <w:pPr>
+        <w:spacing w:line="336" w:lineRule="auto" w:after="180"/>
+      </w:pPr>
+      <w:r>
+        <w:rPr>
+          <w:b w:val="0"/>
+        </w:rPr>
         <w:t>Builder name and experiment date:</w:t>
       </w:r>
     </w:p>
@@ -157,8 +351,39 @@
       </w:r>
     </w:p>
     <w:p>
-      <w:r>
-        <w:t>Why must preprocessing be fitted on training only?</w:t>
+      <w:pPr>
+        <w:spacing w:line="336" w:lineRule="auto" w:after="180"/>
+        <w:shd w:fill="F5F1FB"/>
+      </w:pPr>
+      <w:r>
+        <w:rPr>
+          <w:b w:val="0"/>
+        </w:rPr>
+        <w:t>Why must pre</w:t>
+      </w:r>
+      <w:r>
+        <w:rPr>
+          <w:b/>
+        </w:rPr>
+        <w:t>process</w:t>
+      </w:r>
+      <w:r>
+        <w:rPr>
+          <w:b w:val="0"/>
+        </w:rPr>
+        <w:t xml:space="preserve">ing be fitted on </w:t>
+      </w:r>
+      <w:r>
+        <w:rPr>
+          <w:b/>
+        </w:rPr>
+        <w:t>training</w:t>
+      </w:r>
+      <w:r>
+        <w:rPr>
+          <w:b w:val="0"/>
+        </w:rPr>
+        <w:t xml:space="preserve"> only?</w:t>
       </w:r>
     </w:p>
     <w:p>
@@ -170,7 +395,14 @@
       </w:r>
     </w:p>
     <w:p>
-      <w:r>
+      <w:pPr>
+        <w:spacing w:line="336" w:lineRule="auto" w:after="180"/>
+        <w:shd w:fill="F5F1FB"/>
+      </w:pPr>
+      <w:r>
+        <w:rPr>
+          <w:b w:val="0"/>
+        </w:rPr>
         <w:t>Can a survey of only one club establish the preference of all students?</w:t>
       </w:r>
     </w:p>
@@ -206,8 +438,26 @@
       </w:r>
     </w:p>
     <w:p>
-      <w:r>
-        <w:t>By the end, I can explain feature engineering using a traced example and a stated limitation.</w:t>
+      <w:pPr>
+        <w:spacing w:line="336" w:lineRule="auto" w:after="180"/>
+      </w:pPr>
+      <w:r>
+        <w:rPr>
+          <w:b w:val="0"/>
+        </w:rPr>
+        <w:t xml:space="preserve">By the end, I can explain </w:t>
+      </w:r>
+      <w:r>
+        <w:rPr>
+          <w:b/>
+        </w:rPr>
+        <w:t>feature engineering</w:t>
+      </w:r>
+      <w:r>
+        <w:rPr>
+          <w:b w:val="0"/>
+        </w:rPr>
+        <w:t xml:space="preserve"> using a traced example and a stated limitation.</w:t>
       </w:r>
     </w:p>
     <w:p>
@@ -220,6 +470,17 @@
     </w:p>
     <w:p>
       <w:r>
+        <w:t>Investigate the supplied Feature Engineering case. Separate observations, given facts and assumptions before choosing an explanation.</w:t>
+      </w:r>
+    </w:p>
+    <w:p>
+      <w:pPr>
+        <w:spacing w:line="336" w:lineRule="auto" w:after="180"/>
+      </w:pPr>
+      <w:r>
+        <w:rPr>
+          <w:b/>
+        </w:rPr>
         <w:t>PICTURE ENTRY</w:t>
       </w:r>
     </w:p>
@@ -232,8 +493,26 @@
       </w:r>
     </w:p>
     <w:p>
-      <w:r>
-        <w:t>Begin with visible evidence; do not explain more than the picture and information support.</w:t>
+      <w:pPr>
+        <w:spacing w:line="336" w:lineRule="auto" w:after="180"/>
+      </w:pPr>
+      <w:r>
+        <w:rPr>
+          <w:b w:val="0"/>
+        </w:rPr>
+        <w:t xml:space="preserve">Begin with visible </w:t>
+      </w:r>
+      <w:r>
+        <w:rPr>
+          <w:b/>
+        </w:rPr>
+        <w:t>evidence</w:t>
+      </w:r>
+      <w:r>
+        <w:rPr>
+          <w:b w:val="0"/>
+        </w:rPr>
+        <w:t>; do not explain more than the picture and information support.</w:t>
       </w:r>
     </w:p>
     <w:p>
@@ -273,33 +552,150 @@
       </w:r>
     </w:p>
     <w:p>
-      <w:r>
-        <w:t>MYSTERY  The team must use feature engineering to solve a model-building problem. What information do they have? What important evidence is still missing?</w:t>
-      </w:r>
-    </w:p>
-    <w:p>
-      <w:r>
+      <w:pPr>
+        <w:pStyle w:val="Heading3"/>
+      </w:pPr>
+      <w:r>
+        <w:t>Start with this puzzle</w:t>
+      </w:r>
+    </w:p>
+    <w:p>
+      <w:pPr>
+        <w:spacing w:line="336" w:lineRule="auto" w:after="180"/>
+        <w:shd w:fill="F1F6FC"/>
+      </w:pPr>
+      <w:r>
+        <w:rPr>
+          <w:b w:val="0"/>
+        </w:rPr>
+        <w:t xml:space="preserve">MYSTERY  The team must use </w:t>
+      </w:r>
+      <w:r>
+        <w:rPr>
+          <w:b/>
+        </w:rPr>
+        <w:t>feature engineering</w:t>
+      </w:r>
+      <w:r>
+        <w:rPr>
+          <w:b w:val="0"/>
+        </w:rPr>
+        <w:t xml:space="preserve"> to solve a model-building problem. What information do they have? What important </w:t>
+      </w:r>
+      <w:r>
+        <w:rPr>
+          <w:b/>
+        </w:rPr>
+        <w:t>evidence</w:t>
+      </w:r>
+      <w:r>
+        <w:rPr>
+          <w:b w:val="0"/>
+        </w:rPr>
+        <w:t xml:space="preserve"> is still missing?</w:t>
+      </w:r>
+    </w:p>
+    <w:p>
+      <w:pPr>
+        <w:spacing w:line="336" w:lineRule="auto" w:after="180"/>
+      </w:pPr>
+      <w:r>
+        <w:rPr>
+          <w:b w:val="0"/>
+        </w:rPr>
         <w:t>Name three visible details without interpreting them.</w:t>
       </w:r>
     </w:p>
     <w:p>
-      <w:r>
+      <w:pPr>
+        <w:spacing w:line="336" w:lineRule="auto" w:after="180"/>
+      </w:pPr>
+      <w:r>
+        <w:rPr>
+          <w:b w:val="0"/>
+        </w:rPr>
         <w:t>Predict the data, model, or evaluation decision being made.</w:t>
       </w:r>
     </w:p>
     <w:p>
-      <w:r>
+      <w:pPr>
+        <w:spacing w:line="336" w:lineRule="auto" w:after="180"/>
+      </w:pPr>
+      <w:r>
+        <w:rPr>
+          <w:b w:val="0"/>
+        </w:rPr>
         <w:t>Identify one hidden assumption that could change the result.</w:t>
       </w:r>
     </w:p>
     <w:p>
-      <w:r>
-        <w:t>State what evidence would confirm or reject your prediction.</w:t>
-      </w:r>
-    </w:p>
-    <w:p>
-      <w:r>
-        <w:t>My prediction and supporting evidence:</w:t>
+      <w:pPr>
+        <w:spacing w:line="336" w:lineRule="auto" w:after="180"/>
+      </w:pPr>
+      <w:r>
+        <w:rPr>
+          <w:b w:val="0"/>
+        </w:rPr>
+        <w:t xml:space="preserve">State what </w:t>
+      </w:r>
+      <w:r>
+        <w:rPr>
+          <w:b/>
+        </w:rPr>
+        <w:t>evidence</w:t>
+      </w:r>
+      <w:r>
+        <w:rPr>
+          <w:b w:val="0"/>
+        </w:rPr>
+        <w:t xml:space="preserve"> would confirm or reject your </w:t>
+      </w:r>
+      <w:r>
+        <w:rPr>
+          <w:b/>
+        </w:rPr>
+        <w:t>prediction</w:t>
+      </w:r>
+      <w:r>
+        <w:rPr>
+          <w:b w:val="0"/>
+        </w:rPr>
+        <w:t>.</w:t>
+      </w:r>
+    </w:p>
+    <w:p>
+      <w:pPr>
+        <w:spacing w:line="336" w:lineRule="auto" w:after="180"/>
+      </w:pPr>
+      <w:r>
+        <w:rPr>
+          <w:b w:val="0"/>
+        </w:rPr>
+        <w:t xml:space="preserve">My </w:t>
+      </w:r>
+      <w:r>
+        <w:rPr>
+          <w:b/>
+        </w:rPr>
+        <w:t>prediction</w:t>
+      </w:r>
+      <w:r>
+        <w:rPr>
+          <w:b w:val="0"/>
+        </w:rPr>
+        <w:t xml:space="preserve"> and supporting </w:t>
+      </w:r>
+      <w:r>
+        <w:rPr>
+          <w:b/>
+        </w:rPr>
+        <w:t>evidence</w:t>
+      </w:r>
+      <w:r>
+        <w:rPr>
+          <w:b w:val="0"/>
+        </w:rPr>
+        <w:t>:</w:t>
       </w:r>
     </w:p>
     <w:p>
@@ -311,13 +707,83 @@
       </w:r>
     </w:p>
     <w:p>
-      <w:r>
-        <w:t>A useful feature represents information available when the prediction is made. In a fictional parcel task, length and width are measured before packing, so area=length*width is available. The final delivery delay is not available when predicting dispatch time. A strong correlation cannot make a future value legitimate.</w:t>
-      </w:r>
-    </w:p>
-    <w:p>
-      <w:r>
-        <w:t>Use fictional classroom data throughout this investigation. Keep the task, units, reference labels and data split visible as you reason. Earlier weeks supplied the model-building process; this week examines feature engineering.</w:t>
+      <w:pPr>
+        <w:spacing w:line="336" w:lineRule="auto" w:after="180"/>
+      </w:pPr>
+      <w:r>
+        <w:rPr>
+          <w:b w:val="0"/>
+        </w:rPr>
+        <w:t xml:space="preserve">A useful feature represents information available when the </w:t>
+      </w:r>
+      <w:r>
+        <w:rPr>
+          <w:b/>
+        </w:rPr>
+        <w:t>prediction</w:t>
+      </w:r>
+      <w:r>
+        <w:rPr>
+          <w:b w:val="0"/>
+        </w:rPr>
+        <w:t xml:space="preserve"> is made. In a fictional parcel task, length and width are measured before packing, so area=length*width is available.</w:t>
+      </w:r>
+    </w:p>
+    <w:p>
+      <w:pPr>
+        <w:spacing w:line="336" w:lineRule="auto" w:after="180"/>
+      </w:pPr>
+      <w:r>
+        <w:rPr>
+          <w:b w:val="0"/>
+        </w:rPr>
+        <w:t>The final delivery delay is not available when predicting dispatch time. A strong correlation cannot make a future value legitimate.</w:t>
+      </w:r>
+    </w:p>
+    <w:p>
+      <w:pPr>
+        <w:spacing w:line="336" w:lineRule="auto" w:after="180"/>
+      </w:pPr>
+      <w:r>
+        <w:rPr>
+          <w:b w:val="0"/>
+        </w:rPr>
+        <w:t>Use fictional classroom data throughout this investigation. Keep the task, units, reference labels and data split visible as you reason.</w:t>
+      </w:r>
+    </w:p>
+    <w:p>
+      <w:pPr>
+        <w:spacing w:line="336" w:lineRule="auto" w:after="180"/>
+      </w:pPr>
+      <w:r>
+        <w:rPr>
+          <w:b w:val="0"/>
+        </w:rPr>
+        <w:t xml:space="preserve">Earlier weeks supplied the model-building </w:t>
+      </w:r>
+      <w:r>
+        <w:rPr>
+          <w:b/>
+        </w:rPr>
+        <w:t>process</w:t>
+      </w:r>
+      <w:r>
+        <w:rPr>
+          <w:b w:val="0"/>
+        </w:rPr>
+        <w:t xml:space="preserve">; this week examines </w:t>
+      </w:r>
+      <w:r>
+        <w:rPr>
+          <w:b/>
+        </w:rPr>
+        <w:t>feature engineering</w:t>
+      </w:r>
+      <w:r>
+        <w:rPr>
+          <w:b w:val="0"/>
+        </w:rPr>
+        <w:t>.</w:t>
       </w:r>
     </w:p>
     <w:p>
@@ -329,8 +795,37 @@
       </w:r>
     </w:p>
     <w:p>
-      <w:r>
-        <w:t>In a fictional log, groups that practiced longer also scored higher: 1 hour with 4 points, 2 hours with 6 and 3 hours with 8. This pattern is an association. Prior experience could affect both practice choices and scores. The table alone cannot establish the effect of adding practice time.</w:t>
+      <w:pPr>
+        <w:spacing w:line="336" w:lineRule="auto" w:after="180"/>
+      </w:pPr>
+      <w:r>
+        <w:rPr>
+          <w:b w:val="0"/>
+        </w:rPr>
+        <w:t xml:space="preserve">In a fictional log, groups that practiced longer also scored higher: 1 hour with 4 points, 2 hours with 6 and 3 hours with 8. This pattern is an </w:t>
+      </w:r>
+      <w:r>
+        <w:rPr>
+          <w:b/>
+        </w:rPr>
+        <w:t>association</w:t>
+      </w:r>
+      <w:r>
+        <w:rPr>
+          <w:b w:val="0"/>
+        </w:rPr>
+        <w:t>. Prior experience could affect both practice choices and scores.</w:t>
+      </w:r>
+    </w:p>
+    <w:p>
+      <w:pPr>
+        <w:spacing w:line="336" w:lineRule="auto" w:after="180"/>
+      </w:pPr>
+      <w:r>
+        <w:rPr>
+          <w:b w:val="0"/>
+        </w:rPr>
+        <w:t>The table alone cannot establish the effect of adding practice time.</w:t>
       </w:r>
     </w:p>
     <w:p>
@@ -343,7 +838,24 @@
     </w:p>
     <w:p>
       <w:r>
-        <w:t>ML MECHANISM</w:t>
+        <w:t>Follow the mechanism for Feature Engineering. Connect each labelled input, deciding step and result.</w:t>
+      </w:r>
+    </w:p>
+    <w:p>
+      <w:pPr>
+        <w:spacing w:line="336" w:lineRule="auto" w:after="180"/>
+      </w:pPr>
+      <w:r>
+        <w:rPr>
+          <w:b/>
+        </w:rPr>
+        <w:t xml:space="preserve">ML </w:t>
+      </w:r>
+      <w:r>
+        <w:rPr>
+          <w:b/>
+        </w:rPr>
+        <w:t>MECHANISM</w:t>
       </w:r>
     </w:p>
     <w:p>
@@ -355,7 +867,13 @@
       </w:r>
     </w:p>
     <w:p>
-      <w:r>
+      <w:pPr>
+        <w:spacing w:line="336" w:lineRule="auto" w:after="180"/>
+      </w:pPr>
+      <w:r>
+        <w:rPr>
+          <w:b w:val="0"/>
+        </w:rPr>
         <w:t>Trace the information, fitted behavior, and evaluation proof separately.</w:t>
       </w:r>
     </w:p>
@@ -468,28 +986,148 @@
       </w:r>
     </w:p>
     <w:p>
-      <w:r>
+      <w:pPr>
+        <w:pStyle w:val="Heading3"/>
+      </w:pPr>
+      <w:r>
+        <w:t>Question to explain</w:t>
+      </w:r>
+    </w:p>
+    <w:p>
+      <w:pPr>
+        <w:spacing w:line="336" w:lineRule="auto" w:after="180"/>
+        <w:shd w:fill="F5F1FB"/>
+      </w:pPr>
+      <w:r>
+        <w:rPr>
+          <w:b w:val="0"/>
+        </w:rPr>
         <w:t>QUESTION  Create and justify two plant measurement features.</w:t>
       </w:r>
     </w:p>
     <w:p>
-      <w:r>
-        <w:t>MODEL IDEA  Feature engineering transforms raw inputs into useful structure while preserving prediction-time availability and avoiding leakage.</w:t>
-      </w:r>
-    </w:p>
-    <w:p>
-      <w:r>
+      <w:pPr>
+        <w:spacing w:line="336" w:lineRule="auto" w:after="180"/>
+      </w:pPr>
+      <w:r>
+        <w:rPr>
+          <w:b w:val="0"/>
+        </w:rPr>
+        <w:t xml:space="preserve">MODEL IDEA  </w:t>
+      </w:r>
+      <w:r>
+        <w:rPr>
+          <w:b/>
+        </w:rPr>
+        <w:t>Feature engineering</w:t>
+      </w:r>
+      <w:r>
+        <w:rPr>
+          <w:b w:val="0"/>
+        </w:rPr>
+        <w:t xml:space="preserve"> transforms raw </w:t>
+      </w:r>
+      <w:r>
+        <w:rPr>
+          <w:b/>
+        </w:rPr>
+        <w:t>input</w:t>
+      </w:r>
+      <w:r>
+        <w:rPr>
+          <w:b w:val="0"/>
+        </w:rPr>
+        <w:t xml:space="preserve">s into useful structure while preserving </w:t>
+      </w:r>
+      <w:r>
+        <w:rPr>
+          <w:b/>
+        </w:rPr>
+        <w:t>prediction</w:t>
+      </w:r>
+      <w:r>
+        <w:rPr>
+          <w:b w:val="0"/>
+        </w:rPr>
+        <w:t xml:space="preserve">-time </w:t>
+      </w:r>
+      <w:r>
+        <w:rPr>
+          <w:b/>
+        </w:rPr>
+        <w:t>availability</w:t>
+      </w:r>
+      <w:r>
+        <w:rPr>
+          <w:b w:val="0"/>
+        </w:rPr>
+        <w:t xml:space="preserve"> and avoiding </w:t>
+      </w:r>
+      <w:r>
+        <w:rPr>
+          <w:b/>
+        </w:rPr>
+        <w:t>leakage</w:t>
+      </w:r>
+      <w:r>
+        <w:rPr>
+          <w:b w:val="0"/>
+        </w:rPr>
+        <w:t>.</w:t>
+      </w:r>
+    </w:p>
+    <w:p>
+      <w:pPr>
+        <w:spacing w:line="336" w:lineRule="auto" w:after="180"/>
+      </w:pPr>
+      <w:r>
+        <w:rPr>
+          <w:b w:val="0"/>
+        </w:rPr>
         <w:t>PROOF NEEDED  Use an unseen case, visible calculation, error analysis, and a stated limitation.</w:t>
       </w:r>
     </w:p>
     <w:p>
-      <w:r>
+      <w:pPr>
+        <w:pStyle w:val="Heading3"/>
+      </w:pPr>
+      <w:r>
+        <w:t>How the mechanism works</w:t>
+      </w:r>
+    </w:p>
+    <w:p>
+      <w:pPr>
+        <w:spacing w:line="336" w:lineRule="auto" w:after="180"/>
+        <w:shd w:fill="F1F6F8"/>
+      </w:pPr>
+      <w:r>
+        <w:rPr>
+          <w:b w:val="0"/>
+        </w:rPr>
         <w:t>UNDER THE HOOD  Raw leaf length=8 cm and width=4 cm. Derived aspect_ratio = 4 ÷ 8 = 0.5.</w:t>
       </w:r>
     </w:p>
     <w:p>
-      <w:r>
-        <w:t>Draw a fresh data → model → prediction → evaluation trace:</w:t>
+      <w:pPr>
+        <w:spacing w:line="336" w:lineRule="auto" w:after="180"/>
+      </w:pPr>
+      <w:r>
+        <w:rPr>
+          <w:b w:val="0"/>
+        </w:rPr>
+        <w:t xml:space="preserve">Draw a fresh data → model → </w:t>
+      </w:r>
+      <w:r>
+        <w:rPr>
+          <w:b/>
+        </w:rPr>
+        <w:t>prediction</w:t>
+      </w:r>
+      <w:r>
+        <w:rPr>
+          <w:b w:val="0"/>
+        </w:rPr>
+        <w:t xml:space="preserve"> → evaluation trace:</w:t>
       </w:r>
     </w:p>
     <w:p>
@@ -501,13 +1139,89 @@
       </w:r>
     </w:p>
     <w:p>
-      <w:r>
-        <w:t>Training rectangles have lengths [2, 4, 6] and widths [3, 2, 1], so areas are[6, 8, 6] square cm. Training mean area is 20/3. A validation rectangle length 5 width 2 has area 10 and centered area 10-20/3=10/3. Freeze the training mean; do not recompute it with validation.</w:t>
-      </w:r>
-    </w:p>
-    <w:p>
-      <w:r>
-        <w:t>Before continuing, underline the decision rule and circle the evidence that supports the conclusion. Explain the example to a partner without replacing the counts or conditions with a stronger claim. Keep the distinction between an observed result and a proposed next step.</w:t>
+      <w:pPr>
+        <w:spacing w:line="336" w:lineRule="auto" w:after="180"/>
+      </w:pPr>
+      <w:r>
+        <w:rPr>
+          <w:b/>
+        </w:rPr>
+        <w:t>Training</w:t>
+      </w:r>
+      <w:r>
+        <w:rPr>
+          <w:b w:val="0"/>
+        </w:rPr>
+        <w:t xml:space="preserve"> rectangles have lengths [2, 4, 6] and widths [3, 2, 1], so areas are[6, 8, 6] square cm. </w:t>
+      </w:r>
+      <w:r>
+        <w:rPr>
+          <w:b/>
+        </w:rPr>
+        <w:t>Training</w:t>
+      </w:r>
+      <w:r>
+        <w:rPr>
+          <w:b w:val="0"/>
+        </w:rPr>
+        <w:t xml:space="preserve"> mean area is 20/3. A validation rectangle length 5 width 2 has area 10 and centered area 10-20/3=10/3.</w:t>
+      </w:r>
+    </w:p>
+    <w:p>
+      <w:pPr>
+        <w:spacing w:line="336" w:lineRule="auto" w:after="180"/>
+      </w:pPr>
+      <w:r>
+        <w:rPr>
+          <w:b w:val="0"/>
+        </w:rPr>
+        <w:t xml:space="preserve">Freeze the </w:t>
+      </w:r>
+      <w:r>
+        <w:rPr>
+          <w:b/>
+        </w:rPr>
+        <w:t>training</w:t>
+      </w:r>
+      <w:r>
+        <w:rPr>
+          <w:b w:val="0"/>
+        </w:rPr>
+        <w:t xml:space="preserve"> mean; do not recompute it with validation.</w:t>
+      </w:r>
+    </w:p>
+    <w:p>
+      <w:pPr>
+        <w:spacing w:line="336" w:lineRule="auto" w:after="180"/>
+      </w:pPr>
+      <w:r>
+        <w:rPr>
+          <w:b w:val="0"/>
+        </w:rPr>
+        <w:t xml:space="preserve">Before continuing, underline the decision rule and circle the </w:t>
+      </w:r>
+      <w:r>
+        <w:rPr>
+          <w:b/>
+        </w:rPr>
+        <w:t>evidence</w:t>
+      </w:r>
+      <w:r>
+        <w:rPr>
+          <w:b w:val="0"/>
+        </w:rPr>
+        <w:t xml:space="preserve"> that supports the conclusion. Explain the example to a partner without replacing the counts or conditions with a stronger claim.</w:t>
+      </w:r>
+    </w:p>
+    <w:p>
+      <w:pPr>
+        <w:spacing w:line="336" w:lineRule="auto" w:after="180"/>
+      </w:pPr>
+      <w:r>
+        <w:rPr>
+          <w:b w:val="0"/>
+        </w:rPr>
+        <w:t>Keep the distinction between an observed result and a proposed next step.</w:t>
       </w:r>
     </w:p>
     <w:p>
@@ -692,8 +1406,37 @@
       </w:r>
     </w:p>
     <w:p>
-      <w:r>
-        <w:t>The numbers rise together in these three invented records. A description such as higher practice hours went with higher scores is supported. A claim that one extra hour guarantees two more points goes beyond the observations. No statistical calculation is required to see this limit.</w:t>
+      <w:pPr>
+        <w:spacing w:line="336" w:lineRule="auto" w:after="180"/>
+      </w:pPr>
+      <w:r>
+        <w:rPr>
+          <w:b w:val="0"/>
+        </w:rPr>
+        <w:t xml:space="preserve">The numbers rise together in these three invented records. A description such as higher practice hours went with higher scores is supported. A claim that one extra hour guarantees two more points goes beyond the </w:t>
+      </w:r>
+      <w:r>
+        <w:rPr>
+          <w:b/>
+        </w:rPr>
+        <w:t>observation</w:t>
+      </w:r>
+      <w:r>
+        <w:rPr>
+          <w:b w:val="0"/>
+        </w:rPr>
+        <w:t>s.</w:t>
+      </w:r>
+    </w:p>
+    <w:p>
+      <w:pPr>
+        <w:spacing w:line="336" w:lineRule="auto" w:after="180"/>
+      </w:pPr>
+      <w:r>
+        <w:rPr>
+          <w:b w:val="0"/>
+        </w:rPr>
+        <w:t>No statistical calculation is required to see this limit.</w:t>
       </w:r>
     </w:p>
     <w:p>
@@ -705,8 +1448,60 @@
       </w:r>
     </w:p>
     <w:p>
-      <w:r>
-        <w:t>The three records show that higher practice time goes with higher scores. They do not tell us what would happen if the same learner practised for one more hour. Prior experience could make someone both practise more and score higher. That is a possible confounder: another influence connected to both quantities. First describe the pattern accurately. Then propose a comparison that addresses alternative explanations rather than treating the pattern as a guarantee.</w:t>
+      <w:pPr>
+        <w:spacing w:line="336" w:lineRule="auto" w:after="180"/>
+      </w:pPr>
+      <w:r>
+        <w:rPr>
+          <w:b w:val="0"/>
+        </w:rPr>
+        <w:t>The three records show that higher practice time goes with higher scores. They do not tell us what would happen if the same learner practised for one more hour.</w:t>
+      </w:r>
+    </w:p>
+    <w:p>
+      <w:pPr>
+        <w:spacing w:line="336" w:lineRule="auto" w:after="180"/>
+      </w:pPr>
+      <w:r>
+        <w:rPr>
+          <w:b w:val="0"/>
+        </w:rPr>
+        <w:t xml:space="preserve">Prior experience could make someone both practise more and score higher. That is a possible </w:t>
+      </w:r>
+      <w:r>
+        <w:rPr>
+          <w:b/>
+        </w:rPr>
+        <w:t>confounder</w:t>
+      </w:r>
+      <w:r>
+        <w:rPr>
+          <w:b w:val="0"/>
+        </w:rPr>
+        <w:t>: another influence connected to both quantities. First describe the pattern accurately.</w:t>
+      </w:r>
+    </w:p>
+    <w:p>
+      <w:pPr>
+        <w:spacing w:line="336" w:lineRule="auto" w:after="180"/>
+      </w:pPr>
+      <w:r>
+        <w:rPr>
+          <w:b w:val="0"/>
+        </w:rPr>
+        <w:t xml:space="preserve">Then propose a </w:t>
+      </w:r>
+      <w:r>
+        <w:rPr>
+          <w:b/>
+        </w:rPr>
+        <w:t>comparison</w:t>
+      </w:r>
+      <w:r>
+        <w:rPr>
+          <w:b w:val="0"/>
+        </w:rPr>
+        <w:t xml:space="preserve"> that addresses alternative explanations rather than treating the pattern as a guarantee.</w:t>
       </w:r>
     </w:p>
     <w:p>
@@ -718,8 +1513,26 @@
       </w:r>
     </w:p>
     <w:p>
-      <w:r>
-        <w:t>Point to the input, the deciding step and the result in this week’s visual. Explain the same step in ordinary words. A picture helps when you can say what each part represents.</w:t>
+      <w:pPr>
+        <w:spacing w:line="336" w:lineRule="auto" w:after="180"/>
+      </w:pPr>
+      <w:r>
+        <w:rPr>
+          <w:b w:val="0"/>
+        </w:rPr>
+        <w:t xml:space="preserve">Point to the </w:t>
+      </w:r>
+      <w:r>
+        <w:rPr>
+          <w:b/>
+        </w:rPr>
+        <w:t>input</w:t>
+      </w:r>
+      <w:r>
+        <w:rPr>
+          <w:b w:val="0"/>
+        </w:rPr>
+        <w:t>, the deciding step and the result in this week’s visual. Explain the same step in ordinary words. A picture helps when you can say what each part represents.</w:t>
       </w:r>
     </w:p>
     <w:p>
@@ -732,6 +1545,17 @@
     </w:p>
     <w:p>
       <w:r>
+        <w:t>Compare the supplied cases for Feature Engineering. Identify the detail that changes the conclusion.</w:t>
+      </w:r>
+    </w:p>
+    <w:p>
+      <w:pPr>
+        <w:spacing w:line="336" w:lineRule="auto" w:after="180"/>
+      </w:pPr>
+      <w:r>
+        <w:rPr>
+          <w:b/>
+        </w:rPr>
         <w:t>EVALUATION DESIGN</w:t>
       </w:r>
     </w:p>
@@ -744,7 +1568,13 @@
       </w:r>
     </w:p>
     <w:p>
-      <w:r>
+      <w:pPr>
+        <w:spacing w:line="336" w:lineRule="auto" w:after="180"/>
+      </w:pPr>
+      <w:r>
+        <w:rPr>
+          <w:b w:val="0"/>
+        </w:rPr>
         <w:t>A system is not understood until it survives more than one comfortable example.</w:t>
       </w:r>
     </w:p>
@@ -893,32 +1723,91 @@
       </w:r>
     </w:p>
     <w:p>
-      <w:r>
+      <w:pPr>
+        <w:spacing w:line="336" w:lineRule="auto" w:after="180"/>
+      </w:pPr>
+      <w:r>
+        <w:rPr>
+          <w:b w:val="0"/>
+        </w:rPr>
         <w:t>NORMAL  Expected data and expected behavior.</w:t>
       </w:r>
     </w:p>
     <w:p>
-      <w:r>
-        <w:t>BOUNDARY  Value close to a threshold, ambiguous label, or uncertain prediction.</w:t>
-      </w:r>
-    </w:p>
-    <w:p>
-      <w:r>
+      <w:pPr>
+        <w:pStyle w:val="Heading3"/>
+      </w:pPr>
+      <w:r>
+        <w:t>Keep this boundary clear</w:t>
+      </w:r>
+    </w:p>
+    <w:p>
+      <w:pPr>
+        <w:spacing w:line="336" w:lineRule="auto" w:after="180"/>
+        <w:shd w:fill="FFF5E6"/>
+      </w:pPr>
+      <w:r>
+        <w:rPr>
+          <w:b w:val="0"/>
+        </w:rPr>
+        <w:t xml:space="preserve">BOUNDARY  Value close to a threshold, ambiguous label, or uncertain </w:t>
+      </w:r>
+      <w:r>
+        <w:rPr>
+          <w:b/>
+        </w:rPr>
+        <w:t>prediction</w:t>
+      </w:r>
+      <w:r>
+        <w:rPr>
+          <w:b w:val="0"/>
+        </w:rPr>
+        <w:t>.</w:t>
+      </w:r>
+    </w:p>
+    <w:p>
+      <w:pPr>
+        <w:spacing w:line="336" w:lineRule="auto" w:after="180"/>
+      </w:pPr>
+      <w:r>
+        <w:rPr>
+          <w:b w:val="0"/>
+        </w:rPr>
         <w:t>MISSING  Necessary field, label, source, or measurement is unavailable.</w:t>
       </w:r>
     </w:p>
     <w:p>
-      <w:r>
+      <w:pPr>
+        <w:spacing w:line="336" w:lineRule="auto" w:after="180"/>
+      </w:pPr>
+      <w:r>
+        <w:rPr>
+          <w:b w:val="0"/>
+        </w:rPr>
         <w:t>SHIFTED  New lighting, species, device, subgroup, or time condition.</w:t>
       </w:r>
     </w:p>
     <w:p>
-      <w:r>
+      <w:pPr>
+        <w:spacing w:line="336" w:lineRule="auto" w:after="180"/>
+        <w:shd w:fill="FFF5E6"/>
+      </w:pPr>
+      <w:r>
+        <w:rPr>
+          <w:b w:val="0"/>
+        </w:rPr>
         <w:t>RELEASE RULE  Passing one case never proves generalization. Predefine expected behavior for all four categories.</w:t>
       </w:r>
     </w:p>
     <w:p>
-      <w:r>
+      <w:pPr>
+        <w:spacing w:line="336" w:lineRule="auto" w:after="180"/>
+        <w:shd w:fill="F5F1FB"/>
+      </w:pPr>
+      <w:r>
+        <w:rPr>
+          <w:b w:val="0"/>
+        </w:rPr>
         <w:t>Which case most threatens today's claim, and why?</w:t>
       </w:r>
     </w:p>
@@ -931,18 +1820,117 @@
       </w:r>
     </w:p>
     <w:p>
-      <w:r>
+      <w:pPr>
+        <w:pStyle w:val="Heading3"/>
+      </w:pPr>
+      <w:r>
+        <w:t>Change one thing</w:t>
+      </w:r>
+    </w:p>
+    <w:p>
+      <w:pPr>
+        <w:spacing w:line="336" w:lineRule="auto" w:after="180"/>
+        <w:shd w:fill="F5F1FB"/>
+      </w:pPr>
+      <w:r>
+        <w:rPr>
+          <w:b w:val="0"/>
+        </w:rPr>
         <w:t>Change: Include the query in the centering mean.</w:t>
       </w:r>
     </w:p>
     <w:p>
-      <w:r>
-        <w:t>Prediction: Mean becomes26/4=6.5 cm² and query feature1.5 cm²; this changes the fitted transformation.</w:t>
-      </w:r>
-    </w:p>
-    <w:p>
-      <w:r>
-        <w:t>Reason: A held-out input should not silently redefine a training-fitted preprocessing step.</w:t>
+      <w:pPr>
+        <w:pStyle w:val="Heading3"/>
+      </w:pPr>
+      <w:r>
+        <w:t>Predicted result</w:t>
+      </w:r>
+    </w:p>
+    <w:p>
+      <w:pPr>
+        <w:spacing w:line="336" w:lineRule="auto" w:after="180"/>
+        <w:shd w:fill="F1F6FC"/>
+      </w:pPr>
+      <w:r>
+        <w:rPr>
+          <w:b/>
+        </w:rPr>
+        <w:t>Prediction</w:t>
+      </w:r>
+      <w:r>
+        <w:rPr>
+          <w:b w:val="0"/>
+        </w:rPr>
+        <w:t xml:space="preserve">: Mean becomes26/4=6.5 cm² and query feature1.5 cm²; this changes the fitted </w:t>
+      </w:r>
+      <w:r>
+        <w:rPr>
+          <w:b/>
+        </w:rPr>
+        <w:t>transformation</w:t>
+      </w:r>
+      <w:r>
+        <w:rPr>
+          <w:b w:val="0"/>
+        </w:rPr>
+        <w:t>.</w:t>
+      </w:r>
+    </w:p>
+    <w:p>
+      <w:pPr>
+        <w:pStyle w:val="Heading3"/>
+      </w:pPr>
+      <w:r>
+        <w:t>Why the result follows</w:t>
+      </w:r>
+    </w:p>
+    <w:p>
+      <w:pPr>
+        <w:spacing w:line="336" w:lineRule="auto" w:after="180"/>
+        <w:shd w:fill="F1F6FC"/>
+      </w:pPr>
+      <w:r>
+        <w:rPr>
+          <w:b w:val="0"/>
+        </w:rPr>
+        <w:t xml:space="preserve">Reason: A held-out </w:t>
+      </w:r>
+      <w:r>
+        <w:rPr>
+          <w:b/>
+        </w:rPr>
+        <w:t>input</w:t>
+      </w:r>
+      <w:r>
+        <w:rPr>
+          <w:b w:val="0"/>
+        </w:rPr>
+        <w:t xml:space="preserve"> should not silently redefine a </w:t>
+      </w:r>
+      <w:r>
+        <w:rPr>
+          <w:b/>
+        </w:rPr>
+        <w:t>training</w:t>
+      </w:r>
+      <w:r>
+        <w:rPr>
+          <w:b w:val="0"/>
+        </w:rPr>
+        <w:t>-fitted pre</w:t>
+      </w:r>
+      <w:r>
+        <w:rPr>
+          <w:b/>
+        </w:rPr>
+        <w:t>process</w:t>
+      </w:r>
+      <w:r>
+        <w:rPr>
+          <w:b w:val="0"/>
+        </w:rPr>
+        <w:t>ing step.</w:t>
       </w:r>
     </w:p>
     <w:p>
@@ -955,6 +1943,17 @@
     </w:p>
     <w:p>
       <w:r>
+        <w:t>Use the vocabulary of Feature Engineering to explain a concrete decision, rather than only memorising definitions.</w:t>
+      </w:r>
+    </w:p>
+    <w:p>
+      <w:pPr>
+        <w:spacing w:line="336" w:lineRule="auto" w:after="180"/>
+      </w:pPr>
+      <w:r>
+        <w:rPr>
+          <w:b/>
+        </w:rPr>
         <w:t>VOCABULARY</w:t>
       </w:r>
     </w:p>
@@ -967,7 +1966,13 @@
       </w:r>
     </w:p>
     <w:p>
-      <w:r>
+      <w:pPr>
+        <w:spacing w:line="336" w:lineRule="auto" w:after="180"/>
+      </w:pPr>
+      <w:r>
+        <w:rPr>
+          <w:b w:val="0"/>
+        </w:rPr>
         <w:t>A definition matters when it lets you interpret a new dataset, model, or result.</w:t>
       </w:r>
     </w:p>
@@ -1283,12 +2288,25 @@
       </w:tr>
     </w:tbl>
     <w:p>
-      <w:r>
+      <w:pPr>
+        <w:spacing w:line="336" w:lineRule="auto" w:after="180"/>
+        <w:shd w:fill="FFF5E6"/>
+      </w:pPr>
+      <w:r>
+        <w:rPr>
+          <w:b w:val="0"/>
+        </w:rPr>
         <w:t>MISCONCEPTION TO REPAIR  Creating many features automatically gives the model more useful information.</w:t>
       </w:r>
     </w:p>
     <w:p>
-      <w:r>
+      <w:pPr>
+        <w:spacing w:line="336" w:lineRule="auto" w:after="180"/>
+      </w:pPr>
+      <w:r>
+        <w:rPr>
+          <w:b w:val="0"/>
+        </w:rPr>
         <w:t>Repair the claim using a definition, calculation, or test record:</w:t>
       </w:r>
     </w:p>
@@ -1566,7 +2584,24 @@
     </w:p>
     <w:p>
       <w:r>
-        <w:t>WORKED EVIDENCE</w:t>
+        <w:t>Follow the worked trace for Feature Engineering, predict a step, then compare with its explanation.</w:t>
+      </w:r>
+    </w:p>
+    <w:p>
+      <w:pPr>
+        <w:spacing w:line="336" w:lineRule="auto" w:after="180"/>
+      </w:pPr>
+      <w:r>
+        <w:rPr>
+          <w:b/>
+        </w:rPr>
+        <w:t xml:space="preserve">WORKED </w:t>
+      </w:r>
+      <w:r>
+        <w:rPr>
+          <w:b/>
+        </w:rPr>
+        <w:t>EVIDENCE</w:t>
       </w:r>
     </w:p>
     <w:p>
@@ -1578,8 +2613,26 @@
       </w:r>
     </w:p>
     <w:p>
-      <w:r>
-        <w:t>Predict first. Then check each step. A correct answer without visible evidence cannot be audited.</w:t>
+      <w:pPr>
+        <w:spacing w:line="336" w:lineRule="auto" w:after="180"/>
+      </w:pPr>
+      <w:r>
+        <w:rPr>
+          <w:b w:val="0"/>
+        </w:rPr>
+        <w:t xml:space="preserve">Predict first. Then check each step. A correct answer without visible </w:t>
+      </w:r>
+      <w:r>
+        <w:rPr>
+          <w:b/>
+        </w:rPr>
+        <w:t>evidence</w:t>
+      </w:r>
+      <w:r>
+        <w:rPr>
+          <w:b w:val="0"/>
+        </w:rPr>
+        <w:t xml:space="preserve"> cannot be audited.</w:t>
       </w:r>
     </w:p>
     <w:p>
@@ -1619,33 +2672,166 @@
       </w:r>
     </w:p>
     <w:p>
-      <w:r>
+      <w:pPr>
+        <w:pStyle w:val="Heading3"/>
+      </w:pPr>
+      <w:r>
+        <w:t>Step 1</w:t>
+      </w:r>
+    </w:p>
+    <w:p>
+      <w:pPr>
+        <w:spacing w:line="336" w:lineRule="auto" w:after="180"/>
+        <w:shd w:fill="F4F9FC"/>
+      </w:pPr>
+      <w:r>
+        <w:rPr>
+          <w:b w:val="0"/>
+        </w:rPr>
         <w:t>STEP 1  Raw leaf length=8 cm and width=4 cm.</w:t>
       </w:r>
     </w:p>
     <w:p>
-      <w:r>
+      <w:pPr>
+        <w:pStyle w:val="Heading3"/>
+      </w:pPr>
+      <w:r>
+        <w:t>Step 2</w:t>
+      </w:r>
+    </w:p>
+    <w:p>
+      <w:pPr>
+        <w:spacing w:line="336" w:lineRule="auto" w:after="180"/>
+        <w:shd w:fill="F4F9FC"/>
+      </w:pPr>
+      <w:r>
+        <w:rPr>
+          <w:b w:val="0"/>
+        </w:rPr>
         <w:t>STEP 2  Derived aspect_ratio = 4 ÷ 8 = 0.5.</w:t>
       </w:r>
     </w:p>
     <w:p>
-      <w:r>
+      <w:pPr>
+        <w:pStyle w:val="Heading3"/>
+      </w:pPr>
+      <w:r>
+        <w:t>Step 3</w:t>
+      </w:r>
+    </w:p>
+    <w:p>
+      <w:pPr>
+        <w:spacing w:line="336" w:lineRule="auto" w:after="180"/>
+        <w:shd w:fill="F4F9FC"/>
+      </w:pPr>
+      <w:r>
+        <w:rPr>
+          <w:b w:val="0"/>
+        </w:rPr>
         <w:t>STEP 3  Color histogram summarizes pixel ranges without using the target label.</w:t>
       </w:r>
     </w:p>
     <w:p>
-      <w:r>
-        <w:t>STEP 4  Fit transformation settings on training data only; document unit, purpose, availability, and leakage check.</w:t>
-      </w:r>
-    </w:p>
-    <w:p>
-      <w:r>
+      <w:pPr>
+        <w:pStyle w:val="Heading3"/>
+      </w:pPr>
+      <w:r>
+        <w:t>Step 4</w:t>
+      </w:r>
+    </w:p>
+    <w:p>
+      <w:pPr>
+        <w:spacing w:line="336" w:lineRule="auto" w:after="180"/>
+        <w:shd w:fill="F4F9FC"/>
+      </w:pPr>
+      <w:r>
+        <w:rPr>
+          <w:b w:val="0"/>
+        </w:rPr>
+        <w:t xml:space="preserve">STEP 4  Fit </w:t>
+      </w:r>
+      <w:r>
+        <w:rPr>
+          <w:b/>
+        </w:rPr>
+        <w:t>transformation</w:t>
+      </w:r>
+      <w:r>
+        <w:rPr>
+          <w:b w:val="0"/>
+        </w:rPr>
+        <w:t xml:space="preserve"> settings on </w:t>
+      </w:r>
+      <w:r>
+        <w:rPr>
+          <w:b/>
+        </w:rPr>
+        <w:t>training</w:t>
+      </w:r>
+      <w:r>
+        <w:rPr>
+          <w:b w:val="0"/>
+        </w:rPr>
+        <w:t xml:space="preserve"> data only; document unit, purpose, </w:t>
+      </w:r>
+      <w:r>
+        <w:rPr>
+          <w:b/>
+        </w:rPr>
+        <w:t>availability</w:t>
+      </w:r>
+      <w:r>
+        <w:rPr>
+          <w:b w:val="0"/>
+        </w:rPr>
+        <w:t xml:space="preserve">, and </w:t>
+      </w:r>
+      <w:r>
+        <w:rPr>
+          <w:b/>
+        </w:rPr>
+        <w:t>leakage</w:t>
+      </w:r>
+      <w:r>
+        <w:rPr>
+          <w:b w:val="0"/>
+        </w:rPr>
+        <w:t xml:space="preserve"> check.</w:t>
+      </w:r>
+    </w:p>
+    <w:p>
+      <w:pPr>
+        <w:spacing w:line="336" w:lineRule="auto" w:after="180"/>
+        <w:shd w:fill="EDF7F3"/>
+      </w:pPr>
+      <w:r>
+        <w:rPr>
+          <w:b w:val="0"/>
+        </w:rPr>
         <w:t>CHECK  Verify the denominator, unit, split, class definition, and data version before interpreting a score.</w:t>
       </w:r>
     </w:p>
     <w:p>
-      <w:r>
-        <w:t>Recalculate, retrace, or restate the evidence independently:</w:t>
+      <w:pPr>
+        <w:spacing w:line="336" w:lineRule="auto" w:after="180"/>
+      </w:pPr>
+      <w:r>
+        <w:rPr>
+          <w:b w:val="0"/>
+        </w:rPr>
+        <w:t xml:space="preserve">Recalculate, retrace, or restate the </w:t>
+      </w:r>
+      <w:r>
+        <w:rPr>
+          <w:b/>
+        </w:rPr>
+        <w:t>evidence</w:t>
+      </w:r>
+      <w:r>
+        <w:rPr>
+          <w:b w:val="0"/>
+        </w:rPr>
+        <w:t xml:space="preserve"> independently:</w:t>
       </w:r>
     </w:p>
     <w:p>
@@ -1895,7 +3081,13 @@
       </w:r>
     </w:p>
     <w:p>
-      <w:r>
+      <w:pPr>
+        <w:spacing w:line="336" w:lineRule="auto" w:after="180"/>
+      </w:pPr>
+      <w:r>
+        <w:rPr>
+          <w:b w:val="0"/>
+        </w:rPr>
         <w:t>Cover the result before checking it. Say what is given, choose the procedure, and follow one step at a time. Then uncover the result and explain your first mismatch. Ask why a step is allowed, not only what number it produces.</w:t>
       </w:r>
     </w:p>
@@ -1908,8 +3100,26 @@
       </w:r>
     </w:p>
     <w:p>
-      <w:r>
-        <w:t>Engineer a feature with a transformation defined before evaluating a new leaf.</w:t>
+      <w:pPr>
+        <w:spacing w:line="336" w:lineRule="auto" w:after="180"/>
+      </w:pPr>
+      <w:r>
+        <w:rPr>
+          <w:b w:val="0"/>
+        </w:rPr>
+        <w:t xml:space="preserve">Engineer a feature with a </w:t>
+      </w:r>
+      <w:r>
+        <w:rPr>
+          <w:b/>
+        </w:rPr>
+        <w:t>transformation</w:t>
+      </w:r>
+      <w:r>
+        <w:rPr>
+          <w:b w:val="0"/>
+        </w:rPr>
+        <w:t xml:space="preserve"> defined before evaluating a new leaf.</w:t>
       </w:r>
     </w:p>
     <w:p>
@@ -1921,13 +3131,73 @@
       </w:r>
     </w:p>
     <w:p>
-      <w:r>
-        <w:t>Training rectangular leaf cards have areas [2, 6, 10] cm². Area=length×width; center by training mean. Query length 2, width 4 cm.</w:t>
-      </w:r>
-    </w:p>
-    <w:p>
-      <w:r>
-        <w:t>All inputs and outcomes in this worked example are invented classroom data; no real model run is claimed.</w:t>
+      <w:pPr>
+        <w:pStyle w:val="Heading3"/>
+      </w:pPr>
+      <w:r>
+        <w:t>Supplied facts</w:t>
+      </w:r>
+    </w:p>
+    <w:p>
+      <w:pPr>
+        <w:spacing w:line="336" w:lineRule="auto" w:after="180"/>
+        <w:shd w:fill="F1F6FC"/>
+      </w:pPr>
+      <w:r>
+        <w:rPr>
+          <w:b/>
+        </w:rPr>
+        <w:t>Training</w:t>
+      </w:r>
+      <w:r>
+        <w:rPr>
+          <w:b w:val="0"/>
+        </w:rPr>
+        <w:t xml:space="preserve"> rectangular leaf cards have areas [2, 6, 10] cm². Area=length×width; center by </w:t>
+      </w:r>
+      <w:r>
+        <w:rPr>
+          <w:b/>
+        </w:rPr>
+        <w:t>training</w:t>
+      </w:r>
+      <w:r>
+        <w:rPr>
+          <w:b w:val="0"/>
+        </w:rPr>
+        <w:t xml:space="preserve"> mean. Query length 2, width 4 cm.</w:t>
+      </w:r>
+    </w:p>
+    <w:p>
+      <w:pPr>
+        <w:pStyle w:val="Heading3"/>
+      </w:pPr>
+      <w:r>
+        <w:t>Supplied facts</w:t>
+      </w:r>
+    </w:p>
+    <w:p>
+      <w:pPr>
+        <w:spacing w:line="336" w:lineRule="auto" w:after="180"/>
+        <w:shd w:fill="F1F6FC"/>
+      </w:pPr>
+      <w:r>
+        <w:rPr>
+          <w:b w:val="0"/>
+        </w:rPr>
+        <w:t xml:space="preserve">All </w:t>
+      </w:r>
+      <w:r>
+        <w:rPr>
+          <w:b/>
+        </w:rPr>
+        <w:t>input</w:t>
+      </w:r>
+      <w:r>
+        <w:rPr>
+          <w:b w:val="0"/>
+        </w:rPr>
+        <w:t>s and outcomes in this worked example are invented classroom data; no real model run is claimed.</w:t>
       </w:r>
     </w:p>
     <w:p>
@@ -2090,30 +3360,126 @@
       </w:r>
     </w:p>
     <w:p>
-      <w:r>
-        <w:t>Read the picture in order. Centered query feature=8-6=2 cm². The arrows show which recorded input or intermediate result each decision uses. Explain the deciding step aloud before checking the changed case; pointing to the final answer alone does not show how it follows.</w:t>
-      </w:r>
-    </w:p>
-    <w:p>
       <w:pPr>
         <w:pStyle w:val="Heading3"/>
       </w:pPr>
       <w:r>
+        <w:t>Why the result follows</w:t>
+      </w:r>
+    </w:p>
+    <w:p>
+      <w:pPr>
+        <w:spacing w:line="336" w:lineRule="auto" w:after="180"/>
+        <w:shd w:fill="F1F6FC"/>
+      </w:pPr>
+      <w:r>
+        <w:rPr>
+          <w:b w:val="0"/>
+        </w:rPr>
+        <w:t xml:space="preserve">Read the picture in order. Centered query feature=8-6=2 cm². The arrows show which recorded </w:t>
+      </w:r>
+      <w:r>
+        <w:rPr>
+          <w:b/>
+        </w:rPr>
+        <w:t>input</w:t>
+      </w:r>
+      <w:r>
+        <w:rPr>
+          <w:b w:val="0"/>
+        </w:rPr>
+        <w:t xml:space="preserve"> or intermediate result each decision uses.</w:t>
+      </w:r>
+    </w:p>
+    <w:p>
+      <w:pPr>
+        <w:spacing w:line="336" w:lineRule="auto" w:after="180"/>
+        <w:shd w:fill="F1F6FC"/>
+      </w:pPr>
+      <w:r>
+        <w:rPr>
+          <w:b w:val="0"/>
+        </w:rPr>
+        <w:t>Explain the deciding step aloud before checking the changed case; pointing to the final answer alone does not show how it follows.</w:t>
+      </w:r>
+    </w:p>
+    <w:p>
+      <w:pPr>
+        <w:pStyle w:val="Heading3"/>
+      </w:pPr>
+      <w:r>
         <w:t>What this example does not establish</w:t>
       </w:r>
     </w:p>
     <w:p>
-      <w:r>
+      <w:pPr>
+        <w:pStyle w:val="Heading3"/>
+      </w:pPr>
+      <w:r>
+        <w:t>Keep the stated limit</w:t>
+      </w:r>
+    </w:p>
+    <w:p>
+      <w:pPr>
+        <w:spacing w:line="336" w:lineRule="auto" w:after="180"/>
+        <w:shd w:fill="FFF5E6"/>
+      </w:pPr>
+      <w:r>
+        <w:rPr>
+          <w:b w:val="0"/>
+        </w:rPr>
         <w:t>Area is a geometric toy feature. Useful predictive relationships need separate evaluation, and real leaves need a suitable measurement definition.</w:t>
       </w:r>
     </w:p>
     <w:p>
-      <w:r>
-        <w:t>Read the labelled picture: What should be saved so another group transforms the query identically? Point to the relevant step in the picture, then write the changed result and the rule or evidence that supports it.</w:t>
-      </w:r>
-    </w:p>
-    <w:p>
-      <w:r>
+      <w:pPr>
+        <w:pStyle w:val="Heading3"/>
+      </w:pPr>
+      <w:r>
+        <w:t>Keep the stated limit</w:t>
+      </w:r>
+    </w:p>
+    <w:p>
+      <w:pPr>
+        <w:spacing w:line="336" w:lineRule="auto" w:after="180"/>
+        <w:shd w:fill="FFF5E6"/>
+      </w:pPr>
+      <w:r>
+        <w:rPr>
+          <w:b w:val="0"/>
+        </w:rPr>
+        <w:t xml:space="preserve">Read the labelled picture: What should be saved so another group transforms the query identically? Point to the relevant step in the picture, then write the changed result and the rule or </w:t>
+      </w:r>
+      <w:r>
+        <w:rPr>
+          <w:b/>
+        </w:rPr>
+        <w:t>evidence</w:t>
+      </w:r>
+      <w:r>
+        <w:rPr>
+          <w:b w:val="0"/>
+        </w:rPr>
+        <w:t xml:space="preserve"> that supports it.</w:t>
+      </w:r>
+    </w:p>
+    <w:p>
+      <w:pPr>
+        <w:pStyle w:val="Heading3"/>
+      </w:pPr>
+      <w:r>
+        <w:t>Keep the stated limit</w:t>
+      </w:r>
+    </w:p>
+    <w:p>
+      <w:pPr>
+        <w:spacing w:line="336" w:lineRule="auto" w:after="180"/>
+        <w:shd w:fill="FFF5E6"/>
+      </w:pPr>
+      <w:r>
+        <w:rPr>
+          <w:b w:val="0"/>
+        </w:rPr>
         <w:t>Change one thing: Include the query in the centering mean. Predict the result before checking the explanation. What remains the same?</w:t>
       </w:r>
     </w:p>
@@ -2127,6 +3493,26 @@
     </w:p>
     <w:p>
       <w:r>
+        <w:t>Find the unsupported step in the Feature Engineering claim and explain a repair using the supplied evidence.</w:t>
+      </w:r>
+    </w:p>
+    <w:p>
+      <w:pPr>
+        <w:pStyle w:val="Heading3"/>
+      </w:pPr>
+      <w:r>
+        <w:t>Find the first error</w:t>
+      </w:r>
+    </w:p>
+    <w:p>
+      <w:pPr>
+        <w:spacing w:line="336" w:lineRule="auto" w:after="180"/>
+        <w:shd w:fill="FFF5E6"/>
+      </w:pPr>
+      <w:r>
+        <w:rPr>
+          <w:b w:val="0"/>
+        </w:rPr>
         <w:t>ERROR DETECTIVE</w:t>
       </w:r>
     </w:p>
@@ -2139,7 +3525,13 @@
       </w:r>
     </w:p>
     <w:p>
-      <w:r>
+      <w:pPr>
+        <w:spacing w:line="336" w:lineRule="auto" w:after="180"/>
+      </w:pPr>
+      <w:r>
+        <w:rPr>
+          <w:b w:val="0"/>
+        </w:rPr>
         <w:t>Do not patch the answer. Find the earliest unsupported assumption, data problem, or experiment error.</w:t>
       </w:r>
     </w:p>
@@ -2390,13 +3782,38 @@
       </w:tr>
     </w:tbl>
     <w:p>
-      <w:r>
+      <w:pPr>
+        <w:spacing w:line="336" w:lineRule="auto" w:after="180"/>
+        <w:shd w:fill="FFF5E6"/>
+      </w:pPr>
+      <w:r>
+        <w:rPr>
+          <w:b w:val="0"/>
+        </w:rPr>
         <w:t>CLAIM TO CHALLENGE  Creating many features automatically gives the model more useful information.</w:t>
       </w:r>
     </w:p>
     <w:p>
-      <w:r>
-        <w:t>Diagnose one cause and name the cleanest next experiment:</w:t>
+      <w:pPr>
+        <w:spacing w:line="336" w:lineRule="auto" w:after="180"/>
+      </w:pPr>
+      <w:r>
+        <w:rPr>
+          <w:b w:val="0"/>
+        </w:rPr>
+        <w:t xml:space="preserve">Diagnose one </w:t>
+      </w:r>
+      <w:r>
+        <w:rPr>
+          <w:b/>
+        </w:rPr>
+        <w:t>cause</w:t>
+      </w:r>
+      <w:r>
+        <w:rPr>
+          <w:b w:val="0"/>
+        </w:rPr>
+        <w:t xml:space="preserve"> and name the cleanest next experiment:</w:t>
       </w:r>
     </w:p>
     <w:p>
@@ -2408,8 +3825,37 @@
       </w:r>
     </w:p>
     <w:p>
-      <w:r>
-        <w:t>An identifier may appear predictive because related objects leak across splits. Inspect grouped records and proxy risks before adding it. Never include private student details for this exercise; use the supplied fictional measurements.</w:t>
+      <w:pPr>
+        <w:spacing w:line="336" w:lineRule="auto" w:after="180"/>
+      </w:pPr>
+      <w:r>
+        <w:rPr>
+          <w:b w:val="0"/>
+        </w:rPr>
+        <w:t>An identifier may appear predictive be</w:t>
+      </w:r>
+      <w:r>
+        <w:rPr>
+          <w:b/>
+        </w:rPr>
+        <w:t>cause</w:t>
+      </w:r>
+      <w:r>
+        <w:rPr>
+          <w:b w:val="0"/>
+        </w:rPr>
+        <w:t xml:space="preserve"> related objects leak across splits. Inspect grouped records and proxy risks before adding it.</w:t>
+      </w:r>
+    </w:p>
+    <w:p>
+      <w:pPr>
+        <w:spacing w:line="336" w:lineRule="auto" w:after="180"/>
+      </w:pPr>
+      <w:r>
+        <w:rPr>
+          <w:b w:val="0"/>
+        </w:rPr>
+        <w:t>Never include private student details for this exercise; use the supplied fictional measurements.</w:t>
       </w:r>
     </w:p>
     <w:p>
@@ -2449,8 +3895,37 @@
       </w:r>
     </w:p>
     <w:p>
-      <w:r>
-        <w:t>A fairer comparison could offer the same task, instructions and assessment and randomly assign fictional groups to practice conditions. In real classrooms, a teacher must approve any activity and protect equal learning opportunities; this lesson uses a paper plan.</w:t>
+      <w:pPr>
+        <w:spacing w:line="336" w:lineRule="auto" w:after="180"/>
+      </w:pPr>
+      <w:r>
+        <w:rPr>
+          <w:b w:val="0"/>
+        </w:rPr>
+        <w:t xml:space="preserve">A fairer </w:t>
+      </w:r>
+      <w:r>
+        <w:rPr>
+          <w:b/>
+        </w:rPr>
+        <w:t>comparison</w:t>
+      </w:r>
+      <w:r>
+        <w:rPr>
+          <w:b w:val="0"/>
+        </w:rPr>
+        <w:t xml:space="preserve"> could offer the same task, instructions and assessment and randomly assign fictional groups to practice conditions.</w:t>
+      </w:r>
+    </w:p>
+    <w:p>
+      <w:pPr>
+        <w:spacing w:line="336" w:lineRule="auto" w:after="180"/>
+      </w:pPr>
+      <w:r>
+        <w:rPr>
+          <w:b w:val="0"/>
+        </w:rPr>
+        <w:t>In real classrooms, a teacher must approve any activity and protect equal learning opportunities; this lesson uses a paper plan.</w:t>
       </w:r>
     </w:p>
     <w:p>
@@ -2501,6 +3976,17 @@
     </w:p>
     <w:p>
       <w:r>
+        <w:t>Practise Feature Engineering with support, then explain the deciding step in your own words.</w:t>
+      </w:r>
+    </w:p>
+    <w:p>
+      <w:pPr>
+        <w:spacing w:line="336" w:lineRule="auto" w:after="180"/>
+      </w:pPr>
+      <w:r>
+        <w:rPr>
+          <w:b/>
+        </w:rPr>
         <w:t>ML STUDIO</w:t>
       </w:r>
     </w:p>
@@ -2513,7 +3999,13 @@
       </w:r>
     </w:p>
     <w:p>
-      <w:r>
+      <w:pPr>
+        <w:spacing w:line="336" w:lineRule="auto" w:after="180"/>
+      </w:pPr>
+      <w:r>
+        <w:rPr>
+          <w:b w:val="0"/>
+        </w:rPr>
         <w:t>A trustworthy result can be reproduced from the recorded data, code, settings, and evaluation rule.</w:t>
       </w:r>
     </w:p>
@@ -2562,37 +4054,118 @@
       </w:r>
     </w:p>
     <w:p>
-      <w:r>
+      <w:pPr>
+        <w:pStyle w:val="Heading3"/>
+      </w:pPr>
+      <w:r>
+        <w:t>Question to explain</w:t>
+      </w:r>
+    </w:p>
+    <w:p>
+      <w:pPr>
+        <w:spacing w:line="336" w:lineRule="auto" w:after="180"/>
+        <w:shd w:fill="F5F1FB"/>
+      </w:pPr>
+      <w:r>
+        <w:rPr>
+          <w:b w:val="0"/>
+        </w:rPr>
         <w:t>QUESTION + intended use + success threshold</w:t>
       </w:r>
     </w:p>
     <w:p>
-      <w:r>
-        <w:t>DATA version + grouped split + leakage check</w:t>
-      </w:r>
-    </w:p>
-    <w:p>
-      <w:r>
-        <w:t>CODE/preprocessing + features + model + settings + seed</w:t>
-      </w:r>
-    </w:p>
-    <w:p>
-      <w:r>
+      <w:pPr>
+        <w:spacing w:line="336" w:lineRule="auto" w:after="180"/>
+      </w:pPr>
+      <w:r>
+        <w:rPr>
+          <w:b w:val="0"/>
+        </w:rPr>
+        <w:t xml:space="preserve">DATA version + grouped split + </w:t>
+      </w:r>
+      <w:r>
+        <w:rPr>
+          <w:b/>
+        </w:rPr>
+        <w:t>leakage</w:t>
+      </w:r>
+      <w:r>
+        <w:rPr>
+          <w:b w:val="0"/>
+        </w:rPr>
+        <w:t xml:space="preserve"> check</w:t>
+      </w:r>
+    </w:p>
+    <w:p>
+      <w:pPr>
+        <w:spacing w:line="336" w:lineRule="auto" w:after="180"/>
+      </w:pPr>
+      <w:r>
+        <w:rPr>
+          <w:b w:val="0"/>
+        </w:rPr>
+        <w:t>CODE/pre</w:t>
+      </w:r>
+      <w:r>
+        <w:rPr>
+          <w:b/>
+        </w:rPr>
+        <w:t>process</w:t>
+      </w:r>
+      <w:r>
+        <w:rPr>
+          <w:b w:val="0"/>
+        </w:rPr>
+        <w:t>ing + features + model + settings + seed</w:t>
+      </w:r>
+    </w:p>
+    <w:p>
+      <w:pPr>
+        <w:spacing w:line="336" w:lineRule="auto" w:after="180"/>
+      </w:pPr>
+      <w:r>
+        <w:rPr>
+          <w:b w:val="0"/>
+        </w:rPr>
         <w:t>METRICS + positive class + units + denominators</w:t>
       </w:r>
     </w:p>
     <w:p>
-      <w:r>
-        <w:t>PREDICTIONS + errors + subgroup slices + limitations</w:t>
-      </w:r>
-    </w:p>
-    <w:p>
-      <w:r>
+      <w:pPr>
+        <w:spacing w:line="336" w:lineRule="auto" w:after="180"/>
+      </w:pPr>
+      <w:r>
+        <w:rPr>
+          <w:b/>
+        </w:rPr>
+        <w:t>PREDICTION</w:t>
+      </w:r>
+      <w:r>
+        <w:rPr>
+          <w:b w:val="0"/>
+        </w:rPr>
+        <w:t>S + errors + subgroup slices + limitations</w:t>
+      </w:r>
+    </w:p>
+    <w:p>
+      <w:pPr>
+        <w:spacing w:line="336" w:lineRule="auto" w:after="180"/>
+      </w:pPr>
+      <w:r>
+        <w:rPr>
+          <w:b w:val="0"/>
+        </w:rPr>
         <w:t>HUMAN reviewer + release, revise, limit, or stop decision</w:t>
       </w:r>
     </w:p>
     <w:p>
-      <w:r>
+      <w:pPr>
+        <w:spacing w:line="336" w:lineRule="auto" w:after="180"/>
+      </w:pPr>
+      <w:r>
+        <w:rPr>
+          <w:b w:val="0"/>
+        </w:rPr>
         <w:t>Write the minimum record needed to reproduce today's result:</w:t>
       </w:r>
     </w:p>
@@ -2605,8 +4178,49 @@
       </w:r>
     </w:p>
     <w:p>
-      <w:r>
-        <w:t>Build a feature log with name, units, source, time available, transformation and missing-value policy. If width is missing, follow a declared training-derived imputation or return a clear unavailable result. Do not silently use zero, which describes a zero-area object.</w:t>
+      <w:pPr>
+        <w:spacing w:line="336" w:lineRule="auto" w:after="180"/>
+      </w:pPr>
+      <w:r>
+        <w:rPr>
+          <w:b w:val="0"/>
+        </w:rPr>
+        <w:t xml:space="preserve">Build a feature log with name, units, source, time available, </w:t>
+      </w:r>
+      <w:r>
+        <w:rPr>
+          <w:b/>
+        </w:rPr>
+        <w:t>transformation</w:t>
+      </w:r>
+      <w:r>
+        <w:rPr>
+          <w:b w:val="0"/>
+        </w:rPr>
+        <w:t xml:space="preserve"> and missing-value policy. If width is missing, follow a declared </w:t>
+      </w:r>
+      <w:r>
+        <w:rPr>
+          <w:b/>
+        </w:rPr>
+        <w:t>training</w:t>
+      </w:r>
+      <w:r>
+        <w:rPr>
+          <w:b w:val="0"/>
+        </w:rPr>
+        <w:t>-derived imputation or return a clear unavailable result.</w:t>
+      </w:r>
+    </w:p>
+    <w:p>
+      <w:pPr>
+        <w:spacing w:line="336" w:lineRule="auto" w:after="180"/>
+      </w:pPr>
+      <w:r>
+        <w:rPr>
+          <w:b w:val="0"/>
+        </w:rPr>
+        <w:t>Do not silently use zero, which describes a zero-area object.</w:t>
       </w:r>
     </w:p>
     <w:p>
@@ -2618,8 +4232,61 @@
       </w:r>
     </w:p>
     <w:p>
-      <w:r>
-        <w:t>A chart title Practice causes success overstates the evidence. Replace it with Practice time and scores in three fictional records, and describe the possible confounder. Better wording does not repair the study, but it makes the report honest.</w:t>
+      <w:pPr>
+        <w:spacing w:line="336" w:lineRule="auto" w:after="180"/>
+      </w:pPr>
+      <w:r>
+        <w:rPr>
+          <w:b w:val="0"/>
+        </w:rPr>
+        <w:t xml:space="preserve">A chart title Practice </w:t>
+      </w:r>
+      <w:r>
+        <w:rPr>
+          <w:b/>
+        </w:rPr>
+        <w:t>cause</w:t>
+      </w:r>
+      <w:r>
+        <w:rPr>
+          <w:b w:val="0"/>
+        </w:rPr>
+        <w:t xml:space="preserve">s success overstates the </w:t>
+      </w:r>
+      <w:r>
+        <w:rPr>
+          <w:b/>
+        </w:rPr>
+        <w:t>evidence</w:t>
+      </w:r>
+      <w:r>
+        <w:rPr>
+          <w:b w:val="0"/>
+        </w:rPr>
+        <w:t xml:space="preserve">. Replace it with Practice time and scores in three fictional records, and describe the possible </w:t>
+      </w:r>
+      <w:r>
+        <w:rPr>
+          <w:b/>
+        </w:rPr>
+        <w:t>confounder</w:t>
+      </w:r>
+      <w:r>
+        <w:rPr>
+          <w:b w:val="0"/>
+        </w:rPr>
+        <w:t>.</w:t>
+      </w:r>
+    </w:p>
+    <w:p>
+      <w:pPr>
+        <w:spacing w:line="336" w:lineRule="auto" w:after="180"/>
+      </w:pPr>
+      <w:r>
+        <w:rPr>
+          <w:b w:val="0"/>
+        </w:rPr>
+        <w:t>Better wording does not repair the study, but it makes the report honest.</w:t>
       </w:r>
     </w:p>
     <w:p>
@@ -2631,8 +4298,38 @@
       </w:r>
     </w:p>
     <w:p>
-      <w:r>
-        <w:t>Use workbook W2 for the connected example “Feature engineering”. First fill the input and rule boxes. Try the middle steps before asking for a hint. After a hint, try the next step yourself.</w:t>
+      <w:pPr>
+        <w:spacing w:line="336" w:lineRule="auto" w:after="180"/>
+      </w:pPr>
+      <w:r>
+        <w:rPr>
+          <w:b w:val="0"/>
+        </w:rPr>
+        <w:t>Use workbook W2 for the connected example “</w:t>
+      </w:r>
+      <w:r>
+        <w:rPr>
+          <w:b/>
+        </w:rPr>
+        <w:t>Feature engineering</w:t>
+      </w:r>
+      <w:r>
+        <w:rPr>
+          <w:b w:val="0"/>
+        </w:rPr>
+        <w:t xml:space="preserve">”. First fill the </w:t>
+      </w:r>
+      <w:r>
+        <w:rPr>
+          <w:b/>
+        </w:rPr>
+        <w:t>input</w:t>
+      </w:r>
+      <w:r>
+        <w:rPr>
+          <w:b w:val="0"/>
+        </w:rPr>
+        <w:t xml:space="preserve"> and rule boxes. Try the middle steps before asking for a hint. After a hint, try the next step yourself.</w:t>
       </w:r>
     </w:p>
     <w:tbl>
@@ -2715,7 +4412,13 @@
       </w:tr>
     </w:tbl>
     <w:p>
-      <w:r>
+      <w:pPr>
+        <w:spacing w:line="336" w:lineRule="auto" w:after="180"/>
+      </w:pPr>
+      <w:r>
+        <w:rPr>
+          <w:b w:val="0"/>
+        </w:rPr>
         <w:t>Explain your trace to a partner. Your partner points to one step to check. Swap roles on the next case. Each person writes their own explanation.</w:t>
       </w:r>
     </w:p>
@@ -2728,12 +4431,36 @@
       </w:r>
     </w:p>
     <w:p>
-      <w:r>
-        <w:t>Use the worked case for Feature engineering. Proposed explanation: “A final answer is enough”. Decide whether this explanation is supported. Point to the step or supplied fact that decides; explain your repair if needed.</w:t>
-      </w:r>
-    </w:p>
-    <w:p>
-      <w:r>
+      <w:pPr>
+        <w:spacing w:line="336" w:lineRule="auto" w:after="180"/>
+      </w:pPr>
+      <w:r>
+        <w:rPr>
+          <w:b w:val="0"/>
+        </w:rPr>
+        <w:t xml:space="preserve">Use the worked case for </w:t>
+      </w:r>
+      <w:r>
+        <w:rPr>
+          <w:b/>
+        </w:rPr>
+        <w:t>Feature engineering</w:t>
+      </w:r>
+      <w:r>
+        <w:rPr>
+          <w:b w:val="0"/>
+        </w:rPr>
+        <w:t>. Proposed explanation: “A final answer is enough”. Decide whether this explanation is supported. Point to the step or supplied fact that decides; explain your repair if needed.</w:t>
+      </w:r>
+    </w:p>
+    <w:p>
+      <w:pPr>
+        <w:spacing w:line="336" w:lineRule="auto" w:after="180"/>
+      </w:pPr>
+      <w:r>
+        <w:rPr>
+          <w:b w:val="0"/>
+        </w:rPr>
         <w:t>Answer on your own before discussion. If you are unsure, say which step you need help with.</w:t>
       </w:r>
     </w:p>
@@ -2746,8 +4473,26 @@
       </w:r>
     </w:p>
     <w:p>
-      <w:r>
-        <w:t>Use its named workbook W2. Identify the given inputs, try the middle steps with less help, then explain your trace. Check this claim before group discussion: A successful run proves the conclusion</w:t>
+      <w:pPr>
+        <w:spacing w:line="336" w:lineRule="auto" w:after="180"/>
+      </w:pPr>
+      <w:r>
+        <w:rPr>
+          <w:b w:val="0"/>
+        </w:rPr>
+        <w:t xml:space="preserve">Use its named workbook W2. Identify the given </w:t>
+      </w:r>
+      <w:r>
+        <w:rPr>
+          <w:b/>
+        </w:rPr>
+        <w:t>input</w:t>
+      </w:r>
+      <w:r>
+        <w:rPr>
+          <w:b w:val="0"/>
+        </w:rPr>
+        <w:t>s, try the middle steps with less help, then explain your trace. Check this claim before group discussion: A successful run proves the conclusion</w:t>
       </w:r>
     </w:p>
     <w:p>
@@ -2759,8 +4504,26 @@
       </w:r>
     </w:p>
     <w:p>
-      <w:r>
-        <w:t>What should be saved so another group transforms the query identically? Point to the relevant step in the picture, then write the changed result and the rule or evidence that supports it.</w:t>
+      <w:pPr>
+        <w:spacing w:line="336" w:lineRule="auto" w:after="180"/>
+      </w:pPr>
+      <w:r>
+        <w:rPr>
+          <w:b w:val="0"/>
+        </w:rPr>
+        <w:t xml:space="preserve">What should be saved so another group transforms the query identically? Point to the relevant step in the picture, then write the changed result and the rule or </w:t>
+      </w:r>
+      <w:r>
+        <w:rPr>
+          <w:b/>
+        </w:rPr>
+        <w:t>evidence</w:t>
+      </w:r>
+      <w:r>
+        <w:rPr>
+          <w:b w:val="0"/>
+        </w:rPr>
+        <w:t xml:space="preserve"> that supports it.</w:t>
       </w:r>
     </w:p>
     <w:p>
@@ -2792,7 +4555,13 @@
       </w:r>
     </w:p>
     <w:p>
-      <w:r>
+      <w:pPr>
+        <w:spacing w:line="336" w:lineRule="auto" w:after="180"/>
+      </w:pPr>
+      <w:r>
+        <w:rPr>
+          <w:b w:val="0"/>
+        </w:rPr>
         <w:t>This is supported practice. Keep the separately named independent case for an attempt before feedback.</w:t>
       </w:r>
     </w:p>
@@ -2806,7 +4575,24 @@
     </w:p>
     <w:p>
       <w:r>
-        <w:t>EVIDENCE LAB</w:t>
+        <w:t>Investigate Feature Engineering. Record the prediction, actual observation or labelled paper trace, explanation and next test separately.</w:t>
+      </w:r>
+    </w:p>
+    <w:p>
+      <w:pPr>
+        <w:spacing w:line="336" w:lineRule="auto" w:after="180"/>
+      </w:pPr>
+      <w:r>
+        <w:rPr>
+          <w:b/>
+        </w:rPr>
+        <w:t>EVIDENCE</w:t>
+      </w:r>
+      <w:r>
+        <w:rPr>
+          <w:b/>
+        </w:rPr>
+        <w:t xml:space="preserve"> LAB</w:t>
       </w:r>
     </w:p>
     <w:p>
@@ -2818,7 +4604,13 @@
       </w:r>
     </w:p>
     <w:p>
-      <w:r>
+      <w:pPr>
+        <w:spacing w:line="336" w:lineRule="auto" w:after="180"/>
+      </w:pPr>
+      <w:r>
+        <w:rPr>
+          <w:b w:val="0"/>
+        </w:rPr>
         <w:t>Keep the test conditions fixed, record every result, and change only one planned factor.</w:t>
       </w:r>
     </w:p>
@@ -2859,27 +4651,98 @@
       </w:r>
     </w:p>
     <w:p>
-      <w:r>
-        <w:t>1.  Write the hypothesis and expected evidence before running.</w:t>
-      </w:r>
-    </w:p>
-    <w:p>
-      <w:r>
-        <w:t>2.  Feature Workshop: design two transformations, compute examples, audit leakage, and compare one controlled validation result.</w:t>
-      </w:r>
-    </w:p>
-    <w:p>
-      <w:r>
+      <w:pPr>
+        <w:spacing w:line="336" w:lineRule="auto" w:after="180"/>
+        <w:shd w:fill="F4F9FC"/>
+      </w:pPr>
+      <w:r>
+        <w:rPr>
+          <w:b w:val="0"/>
+        </w:rPr>
+        <w:t xml:space="preserve">1.  Write the hypothesis and expected </w:t>
+      </w:r>
+      <w:r>
+        <w:rPr>
+          <w:b/>
+        </w:rPr>
+        <w:t>evidence</w:t>
+      </w:r>
+      <w:r>
+        <w:rPr>
+          <w:b w:val="0"/>
+        </w:rPr>
+        <w:t xml:space="preserve"> before running.</w:t>
+      </w:r>
+    </w:p>
+    <w:p>
+      <w:pPr>
+        <w:spacing w:line="336" w:lineRule="auto" w:after="180"/>
+        <w:shd w:fill="F4F9FC"/>
+      </w:pPr>
+      <w:r>
+        <w:rPr>
+          <w:b w:val="0"/>
+        </w:rPr>
+        <w:t xml:space="preserve">2.  Feature Workshop: design two </w:t>
+      </w:r>
+      <w:r>
+        <w:rPr>
+          <w:b/>
+        </w:rPr>
+        <w:t>transformation</w:t>
+      </w:r>
+      <w:r>
+        <w:rPr>
+          <w:b w:val="0"/>
+        </w:rPr>
+        <w:t xml:space="preserve">s, compute examples, audit </w:t>
+      </w:r>
+      <w:r>
+        <w:rPr>
+          <w:b/>
+        </w:rPr>
+        <w:t>leakage</w:t>
+      </w:r>
+      <w:r>
+        <w:rPr>
+          <w:b w:val="0"/>
+        </w:rPr>
+        <w:t>, and compare one controlled validation result.</w:t>
+      </w:r>
+    </w:p>
+    <w:p>
+      <w:pPr>
+        <w:spacing w:line="336" w:lineRule="auto" w:after="180"/>
+        <w:shd w:fill="F4F9FC"/>
+      </w:pPr>
+      <w:r>
+        <w:rPr>
+          <w:b w:val="0"/>
+        </w:rPr>
         <w:t>3.  Run one normal, one boundary, one missing, and one shifted case.</w:t>
       </w:r>
     </w:p>
     <w:p>
-      <w:r>
+      <w:pPr>
+        <w:spacing w:line="336" w:lineRule="auto" w:after="180"/>
+        <w:shd w:fill="F4F9FC"/>
+      </w:pPr>
+      <w:r>
+        <w:rPr>
+          <w:b w:val="0"/>
+        </w:rPr>
         <w:t>4.  Calculate the metric from raw counts or row-level errors.</w:t>
       </w:r>
     </w:p>
     <w:p>
-      <w:r>
+      <w:pPr>
+        <w:spacing w:line="336" w:lineRule="auto" w:after="180"/>
+        <w:shd w:fill="F4F9FC"/>
+      </w:pPr>
+      <w:r>
+        <w:rPr>
+          <w:b w:val="0"/>
+        </w:rPr>
         <w:t>5.  Interpret what changed, what did not, and what remains unsafe or unknown.</w:t>
       </w:r>
     </w:p>
@@ -3137,7 +5000,13 @@
       </w:r>
     </w:p>
     <w:p>
-      <w:r>
+      <w:pPr>
+        <w:spacing w:line="336" w:lineRule="auto" w:after="180"/>
+      </w:pPr>
+      <w:r>
+        <w:rPr>
+          <w:b w:val="0"/>
+        </w:rPr>
         <w:t>Before trying: what do I expect, and why? While trying: which step could first go wrong? Afterwards: what did I actually observe, and what should change? Keep “not run” if you only traced the procedure.</w:t>
       </w:r>
     </w:p>
@@ -3151,6 +5020,17 @@
     </w:p>
     <w:p>
       <w:r>
+        <w:t>Move from recall to tracing, diagnosis and transfer in Feature Engineering. Explain why each step is justified.</w:t>
+      </w:r>
+    </w:p>
+    <w:p>
+      <w:pPr>
+        <w:spacing w:line="336" w:lineRule="auto" w:after="180"/>
+      </w:pPr>
+      <w:r>
+        <w:rPr>
+          <w:b/>
+        </w:rPr>
         <w:t>MASTERY</w:t>
       </w:r>
     </w:p>
@@ -3163,8 +5043,26 @@
       </w:r>
     </w:p>
     <w:p>
-      <w:r>
-        <w:t>Move upward only when you can produce evidence without copying the example.</w:t>
+      <w:pPr>
+        <w:spacing w:line="336" w:lineRule="auto" w:after="180"/>
+      </w:pPr>
+      <w:r>
+        <w:rPr>
+          <w:b w:val="0"/>
+        </w:rPr>
+        <w:t xml:space="preserve">Move upward only when you can produce </w:t>
+      </w:r>
+      <w:r>
+        <w:rPr>
+          <w:b/>
+        </w:rPr>
+        <w:t>evidence</w:t>
+      </w:r>
+      <w:r>
+        <w:rPr>
+          <w:b w:val="0"/>
+        </w:rPr>
+        <w:t xml:space="preserve"> without copying the example.</w:t>
       </w:r>
     </w:p>
     <w:p>
@@ -3204,42 +5102,179 @@
       </w:r>
     </w:p>
     <w:p>
-      <w:r>
-        <w:t>DEFINE  Use all four terms precisely: transformation, derived feature, aspect ratio, feature pipeline.</w:t>
-      </w:r>
-    </w:p>
-    <w:p>
-      <w:r>
-        <w:t>CALCULATE  Reproduce the worked evidence with units and denominator.</w:t>
-      </w:r>
-    </w:p>
-    <w:p>
-      <w:r>
+      <w:pPr>
+        <w:spacing w:line="336" w:lineRule="auto" w:after="180"/>
+      </w:pPr>
+      <w:r>
+        <w:rPr>
+          <w:b w:val="0"/>
+        </w:rPr>
+        <w:t xml:space="preserve">DEFINE  Use all four terms precisely: </w:t>
+      </w:r>
+      <w:r>
+        <w:rPr>
+          <w:b/>
+        </w:rPr>
+        <w:t>transformation</w:t>
+      </w:r>
+      <w:r>
+        <w:rPr>
+          <w:b w:val="0"/>
+        </w:rPr>
+        <w:t xml:space="preserve">, </w:t>
+      </w:r>
+      <w:r>
+        <w:rPr>
+          <w:b/>
+        </w:rPr>
+        <w:t>derived feature</w:t>
+      </w:r>
+      <w:r>
+        <w:rPr>
+          <w:b w:val="0"/>
+        </w:rPr>
+        <w:t xml:space="preserve">, </w:t>
+      </w:r>
+      <w:r>
+        <w:rPr>
+          <w:b/>
+        </w:rPr>
+        <w:t>aspect ratio</w:t>
+      </w:r>
+      <w:r>
+        <w:rPr>
+          <w:b w:val="0"/>
+        </w:rPr>
+        <w:t xml:space="preserve">, </w:t>
+      </w:r>
+      <w:r>
+        <w:rPr>
+          <w:b/>
+        </w:rPr>
+        <w:t>feature pipeline</w:t>
+      </w:r>
+      <w:r>
+        <w:rPr>
+          <w:b w:val="0"/>
+        </w:rPr>
+        <w:t>.</w:t>
+      </w:r>
+    </w:p>
+    <w:p>
+      <w:pPr>
+        <w:spacing w:line="336" w:lineRule="auto" w:after="180"/>
+      </w:pPr>
+      <w:r>
+        <w:rPr>
+          <w:b w:val="0"/>
+        </w:rPr>
+        <w:t xml:space="preserve">CALCULATE  Reproduce the worked </w:t>
+      </w:r>
+      <w:r>
+        <w:rPr>
+          <w:b/>
+        </w:rPr>
+        <w:t>evidence</w:t>
+      </w:r>
+      <w:r>
+        <w:rPr>
+          <w:b w:val="0"/>
+        </w:rPr>
+        <w:t xml:space="preserve"> with units and denominator.</w:t>
+      </w:r>
+    </w:p>
+    <w:p>
+      <w:pPr>
+        <w:spacing w:line="336" w:lineRule="auto" w:after="180"/>
+        <w:shd w:fill="F4F9FC"/>
+      </w:pPr>
+      <w:r>
+        <w:rPr>
+          <w:b w:val="0"/>
+        </w:rPr>
         <w:t>TRACE  Explain the data, code or decision path.</w:t>
       </w:r>
     </w:p>
     <w:p>
-      <w:r>
+      <w:pPr>
+        <w:spacing w:line="336" w:lineRule="auto" w:after="180"/>
+        <w:shd w:fill="F4F9FC"/>
+      </w:pPr>
+      <w:r>
+        <w:rPr>
+          <w:b w:val="0"/>
+        </w:rPr>
         <w:t>DIAGNOSE  Creating many features automatically gives the model more useful information.</w:t>
       </w:r>
     </w:p>
     <w:p>
-      <w:r>
+      <w:pPr>
+        <w:spacing w:line="336" w:lineRule="auto" w:after="180"/>
+        <w:shd w:fill="F4F9FC"/>
+      </w:pPr>
+      <w:r>
+        <w:rPr>
+          <w:b w:val="0"/>
+        </w:rPr>
         <w:t>TRANSFER  Solve a fresh dataset or model case.</w:t>
       </w:r>
     </w:p>
     <w:p>
-      <w:r>
-        <w:t>IMPROVE  Change one cause and rerun fixed evidence.</w:t>
-      </w:r>
-    </w:p>
-    <w:p>
-      <w:r>
+      <w:pPr>
+        <w:spacing w:line="336" w:lineRule="auto" w:after="180"/>
+      </w:pPr>
+      <w:r>
+        <w:rPr>
+          <w:b w:val="0"/>
+        </w:rPr>
+        <w:t xml:space="preserve">IMPROVE  Change one </w:t>
+      </w:r>
+      <w:r>
+        <w:rPr>
+          <w:b/>
+        </w:rPr>
+        <w:t>cause</w:t>
+      </w:r>
+      <w:r>
+        <w:rPr>
+          <w:b w:val="0"/>
+        </w:rPr>
+        <w:t xml:space="preserve"> and rerun fixed </w:t>
+      </w:r>
+      <w:r>
+        <w:rPr>
+          <w:b/>
+        </w:rPr>
+        <w:t>evidence</w:t>
+      </w:r>
+      <w:r>
+        <w:rPr>
+          <w:b w:val="0"/>
+        </w:rPr>
+        <w:t>.</w:t>
+      </w:r>
+    </w:p>
+    <w:p>
+      <w:pPr>
+        <w:spacing w:line="336" w:lineRule="auto" w:after="180"/>
+        <w:shd w:fill="F4F9FC"/>
+      </w:pPr>
+      <w:r>
+        <w:rPr>
+          <w:b w:val="0"/>
+        </w:rPr>
         <w:t>DEFEND  State intended use, metric, limitation, and human responsibility.</w:t>
       </w:r>
     </w:p>
     <w:p>
-      <w:r>
+      <w:pPr>
+        <w:spacing w:line="336" w:lineRule="auto" w:after="180"/>
+        <w:shd w:fill="F1F6F8"/>
+      </w:pPr>
+      <w:r>
+        <w:rPr>
+          <w:b w:val="0"/>
+        </w:rPr>
         <w:t>MASTERY RULE  A coached calculation becomes mastery only after a different case is completed independently.</w:t>
       </w:r>
     </w:p>
@@ -3253,6 +5288,17 @@
     </w:p>
     <w:p>
       <w:r>
+        <w:t>Apply this week’s idea to Responsible Plant Classifier. Keep an annotated decision and the evidence supporting it.</w:t>
+      </w:r>
+    </w:p>
+    <w:p>
+      <w:pPr>
+        <w:spacing w:line="336" w:lineRule="auto" w:after="180"/>
+      </w:pPr>
+      <w:r>
+        <w:rPr>
+          <w:b/>
+        </w:rPr>
         <w:t>CUMULATIVE PROJECT</w:t>
       </w:r>
     </w:p>
@@ -3265,8 +5311,26 @@
       </w:r>
     </w:p>
     <w:p>
-      <w:r>
-        <w:t>Every week adds one reviewable artifact to the same evidence-based capstone.</w:t>
+      <w:pPr>
+        <w:spacing w:line="336" w:lineRule="auto" w:after="180"/>
+      </w:pPr>
+      <w:r>
+        <w:rPr>
+          <w:b w:val="0"/>
+        </w:rPr>
+        <w:t xml:space="preserve">Every week adds one reviewable artifact to the same </w:t>
+      </w:r>
+      <w:r>
+        <w:rPr>
+          <w:b/>
+        </w:rPr>
+        <w:t>evidence</w:t>
+      </w:r>
+      <w:r>
+        <w:rPr>
+          <w:b w:val="0"/>
+        </w:rPr>
+        <w:t>-based capstone.</w:t>
       </w:r>
     </w:p>
     <w:p>
@@ -3306,43 +5370,122 @@
       </w:r>
     </w:p>
     <w:p>
-      <w:r>
-        <w:t>THIS WEEK'S CHECKPOINT  Add only justified Plant Classifier features, with formula, source fields, expected benefit, and leakage test.</w:t>
-      </w:r>
-    </w:p>
-    <w:p>
-      <w:r>
+      <w:pPr>
+        <w:spacing w:line="336" w:lineRule="auto" w:after="180"/>
+        <w:shd w:fill="EDF7F3"/>
+      </w:pPr>
+      <w:r>
+        <w:rPr>
+          <w:b w:val="0"/>
+        </w:rPr>
+        <w:t xml:space="preserve">THIS WEEK'S CHECKPOINT  Add only justified Plant Classifier features, with formula, source fields, expected benefit, and </w:t>
+      </w:r>
+      <w:r>
+        <w:rPr>
+          <w:b/>
+        </w:rPr>
+        <w:t>leakage</w:t>
+      </w:r>
+      <w:r>
+        <w:rPr>
+          <w:b w:val="0"/>
+        </w:rPr>
+        <w:t xml:space="preserve"> test.</w:t>
+      </w:r>
+    </w:p>
+    <w:p>
+      <w:pPr>
+        <w:spacing w:line="336" w:lineRule="auto" w:after="180"/>
+        <w:shd w:fill="F5F1FB"/>
+      </w:pPr>
+      <w:r>
+        <w:rPr>
+          <w:b w:val="0"/>
+        </w:rPr>
         <w:t>Which requirement or risk does this artifact address?</w:t>
       </w:r>
     </w:p>
     <w:p>
-      <w:r>
+      <w:pPr>
+        <w:spacing w:line="336" w:lineRule="auto" w:after="180"/>
+        <w:shd w:fill="F5F1FB"/>
+      </w:pPr>
+      <w:r>
+        <w:rPr>
+          <w:b w:val="0"/>
+        </w:rPr>
         <w:t>Which dataset, split, code, and metric version does it use?</w:t>
       </w:r>
     </w:p>
     <w:p>
-      <w:r>
+      <w:pPr>
+        <w:spacing w:line="336" w:lineRule="auto" w:after="180"/>
+        <w:shd w:fill="F5F1FB"/>
+      </w:pPr>
+      <w:r>
+        <w:rPr>
+          <w:b w:val="0"/>
+        </w:rPr>
         <w:t>What normal and shifted cases were tested?</w:t>
       </w:r>
     </w:p>
     <w:p>
-      <w:r>
+      <w:pPr>
+        <w:spacing w:line="336" w:lineRule="auto" w:after="180"/>
+        <w:shd w:fill="F5F1FB"/>
+      </w:pPr>
+      <w:r>
+        <w:rPr>
+          <w:b w:val="0"/>
+        </w:rPr>
         <w:t>What remains uncertain or weak?</w:t>
       </w:r>
     </w:p>
     <w:p>
-      <w:r>
+      <w:pPr>
+        <w:spacing w:line="336" w:lineRule="auto" w:after="180"/>
+        <w:shd w:fill="F5F1FB"/>
+      </w:pPr>
+      <w:r>
+        <w:rPr>
+          <w:b w:val="0"/>
+        </w:rPr>
         <w:t>What decision still belongs to a teacher or qualified human?</w:t>
       </w:r>
     </w:p>
     <w:p>
-      <w:r>
+      <w:pPr>
+        <w:spacing w:line="336" w:lineRule="auto" w:after="180"/>
+        <w:shd w:fill="FFF5E6"/>
+      </w:pPr>
+      <w:r>
+        <w:rPr>
+          <w:b w:val="0"/>
+        </w:rPr>
         <w:t>RESPONSIBLE RELEASE  Never use this classroom prototype for medical, pesticide, agricultural, or other consequential decisions.</w:t>
       </w:r>
     </w:p>
     <w:p>
-      <w:r>
-        <w:t>My evidence-linked project decision:</w:t>
+      <w:pPr>
+        <w:spacing w:line="336" w:lineRule="auto" w:after="180"/>
+      </w:pPr>
+      <w:r>
+        <w:rPr>
+          <w:b w:val="0"/>
+        </w:rPr>
+        <w:t xml:space="preserve">My </w:t>
+      </w:r>
+      <w:r>
+        <w:rPr>
+          <w:b/>
+        </w:rPr>
+        <w:t>evidence</w:t>
+      </w:r>
+      <w:r>
+        <w:rPr>
+          <w:b w:val="0"/>
+        </w:rPr>
+        <w:t>-linked project decision:</w:t>
       </w:r>
     </w:p>
     <w:p>
@@ -3354,8 +5497,37 @@
       </w:r>
     </w:p>
     <w:p>
-      <w:r>
-        <w:t>For your Responsible Plant Classifier, save the input, procedure, observed result and limitation of this check. Label this worked example as practice; use a different, previously unreviewed case when checking independent understanding.</w:t>
+      <w:pPr>
+        <w:spacing w:line="336" w:lineRule="auto" w:after="180"/>
+      </w:pPr>
+      <w:r>
+        <w:rPr>
+          <w:b w:val="0"/>
+        </w:rPr>
+        <w:t xml:space="preserve">For your Responsible Plant Classifier, save the </w:t>
+      </w:r>
+      <w:r>
+        <w:rPr>
+          <w:b/>
+        </w:rPr>
+        <w:t>input</w:t>
+      </w:r>
+      <w:r>
+        <w:rPr>
+          <w:b w:val="0"/>
+        </w:rPr>
+        <w:t>, procedure, observed result and limitation of this check.</w:t>
+      </w:r>
+    </w:p>
+    <w:p>
+      <w:pPr>
+        <w:spacing w:line="336" w:lineRule="auto" w:after="180"/>
+      </w:pPr>
+      <w:r>
+        <w:rPr>
+          <w:b w:val="0"/>
+        </w:rPr>
+        <w:t>Label this worked example as practice; use a different, previously unreviewed case when checking independent understanding.</w:t>
       </w:r>
     </w:p>
     <w:p>
@@ -3368,6 +5540,17 @@
     </w:p>
     <w:p>
       <w:r>
+        <w:t>Use a genuinely new case for independent evidence. Previously discussed examples remain practice; use the separately named independent case before feedback.</w:t>
+      </w:r>
+    </w:p>
+    <w:p>
+      <w:pPr>
+        <w:spacing w:line="336" w:lineRule="auto" w:after="180"/>
+      </w:pPr>
+      <w:r>
+        <w:rPr>
+          <w:b/>
+        </w:rPr>
         <w:t>INDEPENDENT PROOF</w:t>
       </w:r>
     </w:p>
@@ -3380,7 +5563,13 @@
       </w:r>
     </w:p>
     <w:p>
-      <w:r>
+      <w:pPr>
+        <w:spacing w:line="336" w:lineRule="auto" w:after="180"/>
+      </w:pPr>
+      <w:r>
+        <w:rPr>
+          <w:b w:val="0"/>
+        </w:rPr>
         <w:t>Complete this with a fresh case after guided practice and compare it with the mastery criteria.</w:t>
       </w:r>
     </w:p>
@@ -3421,48 +5610,144 @@
       </w:r>
     </w:p>
     <w:p>
-      <w:r>
+      <w:pPr>
+        <w:pStyle w:val="Heading3"/>
+      </w:pPr>
+      <w:r>
+        <w:t>What success looks like</w:t>
+      </w:r>
+    </w:p>
+    <w:p>
+      <w:pPr>
+        <w:spacing w:line="336" w:lineRule="auto" w:after="180"/>
+        <w:shd w:fill="EDF7F3"/>
+      </w:pPr>
+      <w:r>
+        <w:rPr>
+          <w:b w:val="0"/>
+        </w:rPr>
         <w:t>REQUIRED PROOF  Create and justify two plant measurement features.</w:t>
       </w:r>
     </w:p>
     <w:p>
-      <w:r>
+      <w:pPr>
+        <w:spacing w:line="336" w:lineRule="auto" w:after="180"/>
+      </w:pPr>
+      <w:r>
+        <w:rPr>
+          <w:b w:val="0"/>
+        </w:rPr>
         <w:t>□ Define the task, feature/target roles, and intended-use boundary.</w:t>
       </w:r>
     </w:p>
     <w:p>
-      <w:r>
+      <w:pPr>
+        <w:spacing w:line="336" w:lineRule="auto" w:after="180"/>
+      </w:pPr>
+      <w:r>
+        <w:rPr>
+          <w:b w:val="0"/>
+        </w:rPr>
         <w:t>□ Show the calculation, code trace, or experiment record.</w:t>
       </w:r>
     </w:p>
     <w:p>
-      <w:r>
+      <w:pPr>
+        <w:spacing w:line="336" w:lineRule="auto" w:after="180"/>
+      </w:pPr>
+      <w:r>
+        <w:rPr>
+          <w:b w:val="0"/>
+        </w:rPr>
         <w:t>□ Test a normal case and one revealing boundary, missing, or shifted case.</w:t>
       </w:r>
     </w:p>
     <w:p>
-      <w:r>
+      <w:pPr>
+        <w:spacing w:line="336" w:lineRule="auto" w:after="180"/>
+      </w:pPr>
+      <w:r>
+        <w:rPr>
+          <w:b w:val="0"/>
+        </w:rPr>
         <w:t>□ Diagnose one failure without changing several factors at once.</w:t>
       </w:r>
     </w:p>
     <w:p>
-      <w:r>
+      <w:pPr>
+        <w:spacing w:line="336" w:lineRule="auto" w:after="180"/>
+      </w:pPr>
+      <w:r>
+        <w:rPr>
+          <w:b w:val="0"/>
+        </w:rPr>
         <w:t>□ Name a limitation, fairness concern, and the human-review action.</w:t>
       </w:r>
     </w:p>
     <w:p>
-      <w:r>
-        <w:t>Independent evidence and defense:</w:t>
-      </w:r>
-    </w:p>
-    <w:p>
-      <w:r>
+      <w:pPr>
+        <w:spacing w:line="336" w:lineRule="auto" w:after="180"/>
+      </w:pPr>
+      <w:r>
+        <w:rPr>
+          <w:b w:val="0"/>
+        </w:rPr>
+        <w:t xml:space="preserve">Independent </w:t>
+      </w:r>
+      <w:r>
+        <w:rPr>
+          <w:b/>
+        </w:rPr>
+        <w:t>evidence</w:t>
+      </w:r>
+      <w:r>
+        <w:rPr>
+          <w:b w:val="0"/>
+        </w:rPr>
+        <w:t xml:space="preserve"> and defense:</w:t>
+      </w:r>
+    </w:p>
+    <w:p>
+      <w:pPr>
+        <w:spacing w:line="336" w:lineRule="auto" w:after="180"/>
+      </w:pPr>
+      <w:r>
+        <w:rPr>
+          <w:b w:val="0"/>
+        </w:rPr>
         <w:t>My level:  □ Not yet  □ With one hint  □ Independently  □ I can teach and defend it</w:t>
       </w:r>
     </w:p>
     <w:p>
-      <w:r>
-        <w:t>NEXT BRIDGE  Carry the experiment evidence into: Improve Generalization.</w:t>
+      <w:pPr>
+        <w:pStyle w:val="Heading3"/>
+      </w:pPr>
+      <w:r>
+        <w:t>Connect to the next lesson</w:t>
+      </w:r>
+    </w:p>
+    <w:p>
+      <w:pPr>
+        <w:spacing w:line="336" w:lineRule="auto" w:after="180"/>
+        <w:shd w:fill="F1F6F8"/>
+      </w:pPr>
+      <w:r>
+        <w:rPr>
+          <w:b w:val="0"/>
+        </w:rPr>
+        <w:t xml:space="preserve">NEXT BRIDGE  Carry the experiment </w:t>
+      </w:r>
+      <w:r>
+        <w:rPr>
+          <w:b/>
+        </w:rPr>
+        <w:t>evidence</w:t>
+      </w:r>
+      <w:r>
+        <w:rPr>
+          <w:b w:val="0"/>
+        </w:rPr>
+        <w:t xml:space="preserve"> into: Improve Generalization.</w:t>
       </w:r>
     </w:p>
     <w:p>
@@ -3474,6 +5759,11 @@
       </w:r>
     </w:p>
     <w:p>
+      <w:r>
+        <w:t>Revisit the complete Feature Engineering case for supported practice. Repeated examples do not become fresh assessments.</w:t>
+      </w:r>
+    </w:p>
+    <w:p>
       <w:pPr>
         <w:pStyle w:val="Heading3"/>
       </w:pPr>
@@ -3482,7 +5772,13 @@
       </w:r>
     </w:p>
     <w:p>
-      <w:r>
+      <w:pPr>
+        <w:spacing w:line="336" w:lineRule="auto" w:after="180"/>
+      </w:pPr>
+      <w:r>
+        <w:rPr>
+          <w:b w:val="0"/>
+        </w:rPr>
         <w:t>Use the supplied details to practise the weekly concept before attempting the independent question. This case extends the illustrated lesson.</w:t>
       </w:r>
     </w:p>
@@ -3495,7 +5791,13 @@
       </w:r>
     </w:p>
     <w:p>
-      <w:r>
+      <w:pPr>
+        <w:spacing w:line="336" w:lineRule="auto" w:after="180"/>
+      </w:pPr>
+      <w:r>
+        <w:rPr>
+          <w:b w:val="0"/>
+        </w:rPr>
         <w:t>Features are leaf length and width in cm; add length/width.</w:t>
       </w:r>
     </w:p>
@@ -3508,7 +5810,13 @@
       </w:r>
     </w:p>
     <w:p>
-      <w:r>
+      <w:pPr>
+        <w:spacing w:line="336" w:lineRule="auto" w:after="180"/>
+      </w:pPr>
+      <w:r>
+        <w:rPr>
+          <w:b w:val="0"/>
+        </w:rPr>
         <w:t>Compute for8 and2; state boundary checks.</w:t>
       </w:r>
     </w:p>
@@ -3521,8 +5829,26 @@
       </w:r>
     </w:p>
     <w:p>
-      <w:r>
-        <w:t>Ratio=4, unitless with matching units. Guard zero/missing width; fit learned transforms on training only.</w:t>
+      <w:pPr>
+        <w:spacing w:line="336" w:lineRule="auto" w:after="180"/>
+      </w:pPr>
+      <w:r>
+        <w:rPr>
+          <w:b w:val="0"/>
+        </w:rPr>
+        <w:t xml:space="preserve">Ratio=4, unitless with matching units. Guard zero/missing width; fit learned transforms on </w:t>
+      </w:r>
+      <w:r>
+        <w:rPr>
+          <w:b/>
+        </w:rPr>
+        <w:t>training</w:t>
+      </w:r>
+      <w:r>
+        <w:rPr>
+          <w:b w:val="0"/>
+        </w:rPr>
+        <w:t xml:space="preserve"> only.</w:t>
       </w:r>
     </w:p>
     <w:p>
@@ -3534,7 +5860,14 @@
       </w:r>
     </w:p>
     <w:p>
-      <w:r>
+      <w:pPr>
+        <w:spacing w:line="336" w:lineRule="auto" w:after="180"/>
+        <w:shd w:fill="F5F1FB"/>
+      </w:pPr>
+      <w:r>
+        <w:rPr>
+          <w:b w:val="0"/>
+        </w:rPr>
         <w:t>Which detail supports the answer, and why does it matter?</w:t>
       </w:r>
     </w:p>
@@ -3712,18 +6045,48 @@
       </w:tr>
     </w:tbl>
     <w:p>
-      <w:r>
+      <w:pPr>
+        <w:spacing w:line="336" w:lineRule="auto" w:after="180"/>
+      </w:pPr>
+      <w:r>
+        <w:rPr>
+          <w:b w:val="0"/>
+        </w:rPr>
         <w:t>Features are leaf length and width in cm; add length/width.</w:t>
       </w:r>
     </w:p>
     <w:p>
-      <w:r>
+      <w:pPr>
+        <w:spacing w:line="336" w:lineRule="auto" w:after="180"/>
+      </w:pPr>
+      <w:r>
+        <w:rPr>
+          <w:b w:val="0"/>
+        </w:rPr>
         <w:t>Compute for8 and2; state boundary checks.</w:t>
       </w:r>
     </w:p>
     <w:p>
-      <w:r>
-        <w:t>Ratio=4, unitless with matching units. Guard zero/missing width; fit learned transforms on training only.</w:t>
+      <w:pPr>
+        <w:spacing w:line="336" w:lineRule="auto" w:after="180"/>
+      </w:pPr>
+      <w:r>
+        <w:rPr>
+          <w:b w:val="0"/>
+        </w:rPr>
+        <w:t xml:space="preserve">Ratio=4, unitless with matching units. Guard zero/missing width; fit learned transforms on </w:t>
+      </w:r>
+      <w:r>
+        <w:rPr>
+          <w:b/>
+        </w:rPr>
+        <w:t>training</w:t>
+      </w:r>
+      <w:r>
+        <w:rPr>
+          <w:b w:val="0"/>
+        </w:rPr>
+        <w:t xml:space="preserve"> only.</w:t>
       </w:r>
     </w:p>
     <w:p>
@@ -3735,6 +6098,11 @@
       </w:r>
     </w:p>
     <w:p>
+      <w:r>
+        <w:t>Attempt the reserved new case before feedback. Record support; the earlier examples below remain additional practice.</w:t>
+      </w:r>
+    </w:p>
+    <w:p>
       <w:pPr>
         <w:pStyle w:val="Heading3"/>
       </w:pPr>
@@ -3743,8 +6111,32 @@
       </w:r>
     </w:p>
     <w:p>
-      <w:r>
-        <w:t>Training areas [4, 8, 12]. A new rectangle has length 3 width 4. Compute the training mean and centered new feature; state units.</w:t>
+      <w:pPr>
+        <w:spacing w:line="336" w:lineRule="auto" w:after="180"/>
+      </w:pPr>
+      <w:r>
+        <w:rPr>
+          <w:b/>
+        </w:rPr>
+        <w:t>Training</w:t>
+      </w:r>
+      <w:r>
+        <w:rPr>
+          <w:b w:val="0"/>
+        </w:rPr>
+        <w:t xml:space="preserve"> areas [4, 8, 12]. A new rectangle has length 3 width 4. Compute the </w:t>
+      </w:r>
+      <w:r>
+        <w:rPr>
+          <w:b/>
+        </w:rPr>
+        <w:t>training</w:t>
+      </w:r>
+      <w:r>
+        <w:rPr>
+          <w:b w:val="0"/>
+        </w:rPr>
+        <w:t xml:space="preserve"> mean and centered new feature; state units.</w:t>
       </w:r>
     </w:p>
     <w:p>
@@ -3791,7 +6183,13 @@
       </w:r>
     </w:p>
     <w:p>
-      <w:r>
+      <w:pPr>
+        <w:spacing w:line="336" w:lineRule="auto" w:after="180"/>
+      </w:pPr>
+      <w:r>
+        <w:rPr>
+          <w:b w:val="0"/>
+        </w:rPr>
         <w:t>Attempt this case before feedback. Record any help. Earlier examples below are further practice; a case already practised with feedback cannot establish fresh transfer.</w:t>
       </w:r>
     </w:p>
@@ -3804,18 +6202,55 @@
       </w:r>
     </w:p>
     <w:p>
-      <w:r>
+      <w:pPr>
+        <w:spacing w:line="336" w:lineRule="auto" w:after="180"/>
+      </w:pPr>
+      <w:r>
+        <w:rPr>
+          <w:b w:val="0"/>
+        </w:rPr>
         <w:t>Close the worked explanation. Apply the idea to this different question without copying.</w:t>
       </w:r>
     </w:p>
     <w:p>
-      <w:r>
-        <w:t>A feature is leaf_length divided by leaf_width. A row has width zero. What should the preprocessing rule do before division?</w:t>
-      </w:r>
-    </w:p>
-    <w:p>
-      <w:r>
-        <w:t>My answer, with a trace, calculation or supporting evidence</w:t>
+      <w:pPr>
+        <w:spacing w:line="336" w:lineRule="auto" w:after="180"/>
+        <w:shd w:fill="F5F1FB"/>
+      </w:pPr>
+      <w:r>
+        <w:rPr>
+          <w:b w:val="0"/>
+        </w:rPr>
+        <w:t>A feature is leaf_length divided by leaf_width. A row has width zero. What should the pre</w:t>
+      </w:r>
+      <w:r>
+        <w:rPr>
+          <w:b/>
+        </w:rPr>
+        <w:t>process</w:t>
+      </w:r>
+      <w:r>
+        <w:rPr>
+          <w:b w:val="0"/>
+        </w:rPr>
+        <w:t>ing rule do before division?</w:t>
+      </w:r>
+    </w:p>
+    <w:p>
+      <w:pPr>
+        <w:spacing w:line="336" w:lineRule="auto" w:after="180"/>
+      </w:pPr>
+      <w:r>
+        <w:rPr>
+          <w:b w:val="0"/>
+        </w:rPr>
+        <w:t xml:space="preserve">My answer, with a trace, calculation or supporting </w:t>
+      </w:r>
+      <w:r>
+        <w:rPr>
+          <w:b/>
+        </w:rPr>
+        <w:t>evidence</w:t>
       </w:r>
     </w:p>
     <w:p>
@@ -3860,13 +6295,37 @@
       </w:r>
     </w:p>
     <w:p>
-      <w:r>
+      <w:pPr>
+        <w:spacing w:line="336" w:lineRule="auto" w:after="180"/>
+      </w:pPr>
+      <w:r>
+        <w:rPr>
+          <w:b w:val="0"/>
+        </w:rPr>
         <w:t>Change one relevant detail. Predict the result before testing. Include a boundary or missing-information case when it helps reveal a limit.</w:t>
       </w:r>
     </w:p>
     <w:p>
-      <w:r>
-        <w:t>My changed input and expected result</w:t>
+      <w:pPr>
+        <w:spacing w:line="336" w:lineRule="auto" w:after="180"/>
+      </w:pPr>
+      <w:r>
+        <w:rPr>
+          <w:b w:val="0"/>
+        </w:rPr>
+        <w:t xml:space="preserve">My changed </w:t>
+      </w:r>
+      <w:r>
+        <w:rPr>
+          <w:b/>
+        </w:rPr>
+        <w:t>input</w:t>
+      </w:r>
+      <w:r>
+        <w:rPr>
+          <w:b w:val="0"/>
+        </w:rPr>
+        <w:t xml:space="preserve"> and expected result</w:t>
       </w:r>
     </w:p>
     <w:p>
@@ -3911,13 +6370,49 @@
       </w:r>
     </w:p>
     <w:p>
-      <w:r>
-        <w:t>Add only justified Plant Classifier features, with formula, source fields, expected benefit, and leakage test.</w:t>
-      </w:r>
-    </w:p>
-    <w:p>
-      <w:r>
-        <w:t>The evidence I will keep</w:t>
+      <w:pPr>
+        <w:spacing w:line="336" w:lineRule="auto" w:after="180"/>
+      </w:pPr>
+      <w:r>
+        <w:rPr>
+          <w:b w:val="0"/>
+        </w:rPr>
+        <w:t xml:space="preserve">Add only justified Plant Classifier features, with formula, source fields, expected benefit, and </w:t>
+      </w:r>
+      <w:r>
+        <w:rPr>
+          <w:b/>
+        </w:rPr>
+        <w:t>leakage</w:t>
+      </w:r>
+      <w:r>
+        <w:rPr>
+          <w:b w:val="0"/>
+        </w:rPr>
+        <w:t xml:space="preserve"> test.</w:t>
+      </w:r>
+    </w:p>
+    <w:p>
+      <w:pPr>
+        <w:spacing w:line="336" w:lineRule="auto" w:after="180"/>
+      </w:pPr>
+      <w:r>
+        <w:rPr>
+          <w:b w:val="0"/>
+        </w:rPr>
+        <w:t xml:space="preserve">The </w:t>
+      </w:r>
+      <w:r>
+        <w:rPr>
+          <w:b/>
+        </w:rPr>
+        <w:t>evidence</w:t>
+      </w:r>
+      <w:r>
+        <w:rPr>
+          <w:b w:val="0"/>
+        </w:rPr>
+        <w:t xml:space="preserve"> I will keep</w:t>
       </w:r>
     </w:p>
     <w:p>
@@ -3954,8 +6449,26 @@
       </w:r>
     </w:p>
     <w:p>
-      <w:r>
-        <w:t>Your teacher has the independent answer and scoring criteria. Complete the matching workbook week to keep your practice evidence together.</w:t>
+      <w:pPr>
+        <w:spacing w:line="336" w:lineRule="auto" w:after="180"/>
+      </w:pPr>
+      <w:r>
+        <w:rPr>
+          <w:b w:val="0"/>
+        </w:rPr>
+        <w:t xml:space="preserve">Your teacher has the independent answer and scoring criteria. Complete the matching workbook week to keep your practice </w:t>
+      </w:r>
+      <w:r>
+        <w:rPr>
+          <w:b/>
+        </w:rPr>
+        <w:t>evidence</w:t>
+      </w:r>
+      <w:r>
+        <w:rPr>
+          <w:b w:val="0"/>
+        </w:rPr>
+        <w:t xml:space="preserve"> together.</w:t>
       </w:r>
     </w:p>
     <w:p>
@@ -3967,7 +6480,13 @@
       </w:r>
     </w:p>
     <w:p>
-      <w:r>
+      <w:pPr>
+        <w:spacing w:line="336" w:lineRule="auto" w:after="180"/>
+      </w:pPr>
+      <w:r>
+        <w:rPr>
+          <w:b w:val="0"/>
+        </w:rPr>
         <w:t>Length=12 cm, width=30 mm. Compute length/width using matching units. Explain handling for zero or missing width and where learned scaling is fitted.</w:t>
       </w:r>
     </w:p>
@@ -4023,8 +6542,25 @@
       </w:r>
     </w:p>
     <w:p>
-      <w:r>
-        <w:t>Attempt the independent case before hints. Record whether you worked alone, used a hint or followed a model. After feedback, fix the first unsupported step and explain why it changed. A later check uses a changed case, not a copied answer.</w:t>
+      <w:pPr>
+        <w:spacing w:line="336" w:lineRule="auto" w:after="180"/>
+      </w:pPr>
+      <w:r>
+        <w:rPr>
+          <w:b w:val="0"/>
+        </w:rPr>
+        <w:t>Attempt the independent case before hints. Record whether you worked alone, used a hint or followed a model. After feedback, fix the first unsupported step and explain why it changed.</w:t>
+      </w:r>
+    </w:p>
+    <w:p>
+      <w:pPr>
+        <w:spacing w:line="336" w:lineRule="auto" w:after="180"/>
+      </w:pPr>
+      <w:r>
+        <w:rPr>
+          <w:b w:val="0"/>
+        </w:rPr>
+        <w:t>A later check uses a changed case, not a copied answer.</w:t>
       </w:r>
     </w:p>
     <w:p>
@@ -4037,7 +6573,30 @@
     </w:p>
     <w:p>
       <w:r>
-        <w:t>Start with this question: Engineer a feature with a transformation defined before evaluating a new leaf.</w:t>
+        <w:t>Use this map to navigate Feature Engineering, connect the goals to tasks and keep one evidence record for each attempt.</w:t>
+      </w:r>
+    </w:p>
+    <w:p>
+      <w:pPr>
+        <w:spacing w:line="336" w:lineRule="auto" w:after="180"/>
+      </w:pPr>
+      <w:r>
+        <w:rPr>
+          <w:b w:val="0"/>
+        </w:rPr>
+        <w:t xml:space="preserve">Start with this question: Engineer a feature with a </w:t>
+      </w:r>
+      <w:r>
+        <w:rPr>
+          <w:b/>
+        </w:rPr>
+        <w:t>transformation</w:t>
+      </w:r>
+      <w:r>
+        <w:rPr>
+          <w:b w:val="0"/>
+        </w:rPr>
+        <w:t xml:space="preserve"> defined before evaluating a new leaf.</w:t>
       </w:r>
     </w:p>
     <w:tbl>
@@ -4143,13 +6702,61 @@
       </w:tr>
     </w:tbl>
     <w:p>
-      <w:r>
-        <w:t>Remember → watch and explain → try with help → investigate → try independently → keep project evidence. Your teacher may spread this lesson across several classes.</w:t>
-      </w:r>
-    </w:p>
-    <w:p>
-      <w:r>
-        <w:t>Keep your first prediction. Compare it with what the evidence shows and explain any change.</w:t>
+      <w:pPr>
+        <w:spacing w:line="336" w:lineRule="auto" w:after="180"/>
+      </w:pPr>
+      <w:r>
+        <w:rPr>
+          <w:b w:val="0"/>
+        </w:rPr>
+        <w:t xml:space="preserve">Remember → watch and explain → try with help → investigate → try independently → keep project </w:t>
+      </w:r>
+      <w:r>
+        <w:rPr>
+          <w:b/>
+        </w:rPr>
+        <w:t>evidence</w:t>
+      </w:r>
+      <w:r>
+        <w:rPr>
+          <w:b w:val="0"/>
+        </w:rPr>
+        <w:t>. Your teacher may spread this lesson across several classes.</w:t>
+      </w:r>
+    </w:p>
+    <w:p>
+      <w:pPr>
+        <w:spacing w:line="336" w:lineRule="auto" w:after="180"/>
+      </w:pPr>
+      <w:r>
+        <w:rPr>
+          <w:b w:val="0"/>
+        </w:rPr>
+        <w:t xml:space="preserve">Keep your first </w:t>
+      </w:r>
+      <w:r>
+        <w:rPr>
+          <w:b/>
+        </w:rPr>
+        <w:t>prediction</w:t>
+      </w:r>
+      <w:r>
+        <w:rPr>
+          <w:b w:val="0"/>
+        </w:rPr>
+        <w:t xml:space="preserve">. Compare it with what the </w:t>
+      </w:r>
+      <w:r>
+        <w:rPr>
+          <w:b/>
+        </w:rPr>
+        <w:t>evidence</w:t>
+      </w:r>
+      <w:r>
+        <w:rPr>
+          <w:b w:val="0"/>
+        </w:rPr>
+        <w:t xml:space="preserve"> shows and explain any change.</w:t>
       </w:r>
     </w:p>
     <w:p>
@@ -4162,7 +6769,30 @@
     </w:p>
     <w:p>
       <w:r>
-        <w:t>Close your notes. Explain this goal in your own words: Create features available at prediction time</w:t>
+        <w:t>Explain Feature Engineering without notes, identify a remaining question and plan a later check with a changed case.</w:t>
+      </w:r>
+    </w:p>
+    <w:p>
+      <w:pPr>
+        <w:spacing w:line="336" w:lineRule="auto" w:after="180"/>
+      </w:pPr>
+      <w:r>
+        <w:rPr>
+          <w:b w:val="0"/>
+        </w:rPr>
+        <w:t xml:space="preserve">Close your notes. Explain this goal in your own words: Create features available at </w:t>
+      </w:r>
+      <w:r>
+        <w:rPr>
+          <w:b/>
+        </w:rPr>
+        <w:t>prediction</w:t>
+      </w:r>
+      <w:r>
+        <w:rPr>
+          <w:b w:val="0"/>
+        </w:rPr>
+        <w:t xml:space="preserve"> time</w:t>
       </w:r>
     </w:p>
     <w:p>
@@ -4199,13 +6829,61 @@
       </w:r>
     </w:p>
     <w:p>
-      <w:r>
-        <w:t>If you are unsure, return to the worked picture and explain one arrow. If you are ready, change an input or assumption and justify your prediction.</w:t>
-      </w:r>
-    </w:p>
-    <w:p>
-      <w:r>
-        <w:t>Save your workbook evidence. At the next review, try a different case before opening your old answer.</w:t>
+      <w:pPr>
+        <w:spacing w:line="336" w:lineRule="auto" w:after="180"/>
+      </w:pPr>
+      <w:r>
+        <w:rPr>
+          <w:b w:val="0"/>
+        </w:rPr>
+        <w:t xml:space="preserve">If you are unsure, return to the worked picture and explain one arrow. If you are ready, change an </w:t>
+      </w:r>
+      <w:r>
+        <w:rPr>
+          <w:b/>
+        </w:rPr>
+        <w:t>input</w:t>
+      </w:r>
+      <w:r>
+        <w:rPr>
+          <w:b w:val="0"/>
+        </w:rPr>
+        <w:t xml:space="preserve"> or assumption and justify your </w:t>
+      </w:r>
+      <w:r>
+        <w:rPr>
+          <w:b/>
+        </w:rPr>
+        <w:t>prediction</w:t>
+      </w:r>
+      <w:r>
+        <w:rPr>
+          <w:b w:val="0"/>
+        </w:rPr>
+        <w:t>.</w:t>
+      </w:r>
+    </w:p>
+    <w:p>
+      <w:pPr>
+        <w:spacing w:line="336" w:lineRule="auto" w:after="180"/>
+      </w:pPr>
+      <w:r>
+        <w:rPr>
+          <w:b w:val="0"/>
+        </w:rPr>
+        <w:t xml:space="preserve">Save your workbook </w:t>
+      </w:r>
+      <w:r>
+        <w:rPr>
+          <w:b/>
+        </w:rPr>
+        <w:t>evidence</w:t>
+      </w:r>
+      <w:r>
+        <w:rPr>
+          <w:b w:val="0"/>
+        </w:rPr>
+        <w:t>. At the next review, try a different case before opening your old answer.</w:t>
       </w:r>
     </w:p>
     <w:p>
@@ -4218,12 +6896,41 @@
     </w:p>
     <w:p>
       <w:r>
+        <w:t>Attempt supported questions before using hints or feedback. Review a missing building block, then keep the completed work.</w:t>
+      </w:r>
+    </w:p>
+    <w:p>
+      <w:pPr>
+        <w:spacing w:line="336" w:lineRule="auto" w:after="180"/>
+      </w:pPr>
+      <w:r>
+        <w:rPr>
+          <w:b w:val="0"/>
+        </w:rPr>
         <w:t>Use this supported practice once, in the browser or on paper. Keep the reserved independent assessment for a separate first attempt before teacher feedback.</w:t>
       </w:r>
     </w:p>
     <w:p>
-      <w:r>
-        <w:t>Engineer a feature with a transformation defined before evaluating a new leaf.</w:t>
+      <w:pPr>
+        <w:spacing w:line="336" w:lineRule="auto" w:after="180"/>
+      </w:pPr>
+      <w:r>
+        <w:rPr>
+          <w:b w:val="0"/>
+        </w:rPr>
+        <w:t xml:space="preserve">Engineer a feature with a </w:t>
+      </w:r>
+      <w:r>
+        <w:rPr>
+          <w:b/>
+        </w:rPr>
+        <w:t>transformation</w:t>
+      </w:r>
+      <w:r>
+        <w:rPr>
+          <w:b w:val="0"/>
+        </w:rPr>
+        <w:t xml:space="preserve"> defined before evaluating a new leaf.</w:t>
       </w:r>
     </w:p>
     <w:p>
@@ -4235,22 +6942,49 @@
       </w:r>
     </w:p>
     <w:p>
-      <w:r>
+      <w:pPr>
+        <w:spacing w:line="336" w:lineRule="auto" w:after="180"/>
+      </w:pPr>
+      <w:r>
+        <w:rPr>
+          <w:b w:val="0"/>
+        </w:rPr>
         <w:t>Which labelled step matches this detail? Centered query feature=8-6=2 cm².</w:t>
       </w:r>
     </w:p>
     <w:p>
-      <w:r>
+      <w:pPr>
+        <w:spacing w:line="336" w:lineRule="auto" w:after="180"/>
+        <w:shd w:fill="F4F9FC"/>
+      </w:pPr>
+      <w:r>
+        <w:rPr>
+          <w:b w:val="0"/>
+        </w:rPr>
         <w:t>1. Construct area</w:t>
       </w:r>
     </w:p>
     <w:p>
-      <w:r>
+      <w:pPr>
+        <w:spacing w:line="336" w:lineRule="auto" w:after="180"/>
+        <w:shd w:fill="F4F9FC"/>
+      </w:pPr>
+      <w:r>
+        <w:rPr>
+          <w:b w:val="0"/>
+        </w:rPr>
         <w:t>2. Fit centering</w:t>
       </w:r>
     </w:p>
     <w:p>
-      <w:r>
+      <w:pPr>
+        <w:spacing w:line="336" w:lineRule="auto" w:after="180"/>
+        <w:shd w:fill="F4F9FC"/>
+      </w:pPr>
+      <w:r>
+        <w:rPr>
+          <w:b w:val="0"/>
+        </w:rPr>
         <w:t>3. Apply unchanged transform</w:t>
       </w:r>
     </w:p>
@@ -4288,41 +7022,167 @@
       </w:r>
     </w:p>
     <w:p>
-      <w:r>
+      <w:pPr>
+        <w:pStyle w:val="Heading3"/>
+      </w:pPr>
+      <w:r>
+        <w:t>Hint · try first</w:t>
+      </w:r>
+    </w:p>
+    <w:p>
+      <w:pPr>
+        <w:spacing w:line="336" w:lineRule="auto" w:after="180"/>
+        <w:shd w:fill="F1F6F8"/>
+      </w:pPr>
+      <w:r>
+        <w:rPr>
+          <w:b w:val="0"/>
+        </w:rPr>
         <w:t>Hint if needed: Read the steps in the pictorial case. Match the supplied detail to the stage that performs or records it.</w:t>
       </w:r>
     </w:p>
     <w:p>
-      <w:r>
-        <w:t>After your attempt, compare with the supported explanation: Apply unchanged transform Centered query feature=8-6=2 cm². Read the picture in order. Centered query feature=8-6=2 cm². The arrows show which recorded input or intermediate result each decision uses. Explain the deciding step aloud before checking the changed case; pointing to the final answer alone does not show how it follows.</w:t>
-      </w:r>
-    </w:p>
-    <w:p>
       <w:pPr>
         <w:pStyle w:val="Heading3"/>
       </w:pPr>
       <w:r>
+        <w:t>Feedback · compare after trying</w:t>
+      </w:r>
+    </w:p>
+    <w:p>
+      <w:pPr>
+        <w:spacing w:line="336" w:lineRule="auto" w:after="180"/>
+        <w:shd w:fill="F1F6FC"/>
+      </w:pPr>
+      <w:r>
+        <w:rPr>
+          <w:b w:val="0"/>
+        </w:rPr>
+        <w:t>After your attempt, compare with the supported explanation: Apply unchanged transform Centered query feature=8-6=2 cm². Read the picture in order. Centered query feature=8-6=2 cm².</w:t>
+      </w:r>
+    </w:p>
+    <w:p>
+      <w:pPr>
+        <w:spacing w:line="336" w:lineRule="auto" w:after="180"/>
+        <w:shd w:fill="F1F6FC"/>
+      </w:pPr>
+      <w:r>
+        <w:rPr>
+          <w:b w:val="0"/>
+        </w:rPr>
+        <w:t xml:space="preserve">The arrows show which recorded </w:t>
+      </w:r>
+      <w:r>
+        <w:rPr>
+          <w:b/>
+        </w:rPr>
+        <w:t>input</w:t>
+      </w:r>
+      <w:r>
+        <w:rPr>
+          <w:b w:val="0"/>
+        </w:rPr>
+        <w:t xml:space="preserve"> or intermediate result each decision uses. Explain the deciding step aloud before checking the changed case; pointing to the final answer alone does not show how it follows.</w:t>
+      </w:r>
+    </w:p>
+    <w:p>
+      <w:pPr>
+        <w:pStyle w:val="Heading3"/>
+      </w:pPr>
+      <w:r>
         <w:t>Practice 2: explain the deciding evidence</w:t>
       </w:r>
     </w:p>
     <w:p>
-      <w:r>
+      <w:pPr>
+        <w:pStyle w:val="Heading3"/>
+      </w:pPr>
+      <w:r>
+        <w:t>Changed case · predict first</w:t>
+      </w:r>
+    </w:p>
+    <w:p>
+      <w:pPr>
+        <w:spacing w:line="336" w:lineRule="auto" w:after="180"/>
+        <w:shd w:fill="F5F1FB"/>
+      </w:pPr>
+      <w:r>
+        <w:rPr>
+          <w:b w:val="0"/>
+        </w:rPr>
         <w:t>Changed-case practice: Include the query in the centering mean. Which conclusion is supported by the supplied facts?</w:t>
       </w:r>
     </w:p>
     <w:p>
-      <w:r>
-        <w:t>1. Mean becomes26/4=6.5 cm² and query feature1.5 cm²; this changes the fitted transformation.</w:t>
-      </w:r>
-    </w:p>
-    <w:p>
-      <w:r>
-        <w:t>2. This one example guarantees correct results for every future input.</w:t>
-      </w:r>
-    </w:p>
-    <w:p>
-      <w:r>
-        <w:t>3. We can decide the result without examining the changed input or the procedure.</w:t>
+      <w:pPr>
+        <w:spacing w:line="336" w:lineRule="auto" w:after="180"/>
+        <w:shd w:fill="F4F9FC"/>
+      </w:pPr>
+      <w:r>
+        <w:rPr>
+          <w:b w:val="0"/>
+        </w:rPr>
+        <w:t xml:space="preserve">1. Mean becomes26/4=6.5 cm² and query feature1.5 cm²; this changes the fitted </w:t>
+      </w:r>
+      <w:r>
+        <w:rPr>
+          <w:b/>
+        </w:rPr>
+        <w:t>transformation</w:t>
+      </w:r>
+      <w:r>
+        <w:rPr>
+          <w:b w:val="0"/>
+        </w:rPr>
+        <w:t>.</w:t>
+      </w:r>
+    </w:p>
+    <w:p>
+      <w:pPr>
+        <w:spacing w:line="336" w:lineRule="auto" w:after="180"/>
+        <w:shd w:fill="F4F9FC"/>
+      </w:pPr>
+      <w:r>
+        <w:rPr>
+          <w:b w:val="0"/>
+        </w:rPr>
+        <w:t xml:space="preserve">2. This one example guarantees correct results for every future </w:t>
+      </w:r>
+      <w:r>
+        <w:rPr>
+          <w:b/>
+        </w:rPr>
+        <w:t>input</w:t>
+      </w:r>
+      <w:r>
+        <w:rPr>
+          <w:b w:val="0"/>
+        </w:rPr>
+        <w:t>.</w:t>
+      </w:r>
+    </w:p>
+    <w:p>
+      <w:pPr>
+        <w:spacing w:line="336" w:lineRule="auto" w:after="180"/>
+        <w:shd w:fill="F4F9FC"/>
+      </w:pPr>
+      <w:r>
+        <w:rPr>
+          <w:b w:val="0"/>
+        </w:rPr>
+        <w:t xml:space="preserve">3. We can decide the result without examining the changed </w:t>
+      </w:r>
+      <w:r>
+        <w:rPr>
+          <w:b/>
+        </w:rPr>
+        <w:t>input</w:t>
+      </w:r>
+      <w:r>
+        <w:rPr>
+          <w:b w:val="0"/>
+        </w:rPr>
+        <w:t xml:space="preserve"> or the procedure.</w:t>
       </w:r>
     </w:p>
     <w:p>
@@ -4359,36 +7219,249 @@
       </w:r>
     </w:p>
     <w:p>
-      <w:r>
+      <w:pPr>
+        <w:pStyle w:val="Heading3"/>
+      </w:pPr>
+      <w:r>
+        <w:t>Hint · try first</w:t>
+      </w:r>
+    </w:p>
+    <w:p>
+      <w:pPr>
+        <w:spacing w:line="336" w:lineRule="auto" w:after="180"/>
+        <w:shd w:fill="F1F6F8"/>
+      </w:pPr>
+      <w:r>
+        <w:rPr>
+          <w:b w:val="0"/>
+        </w:rPr>
         <w:t>Hint if needed: Use the changed condition and the deciding step in the pictorial trace. The answer must say what follows from those facts.</w:t>
       </w:r>
     </w:p>
     <w:p>
-      <w:r>
-        <w:t>After your attempt, compare with the supported explanation: Mean becomes26/4=6.5 cm² and query feature1.5 cm²; this changes the fitted transformation. A held-out input should not silently redefine a training-fitted preprocessing step.</w:t>
-      </w:r>
-    </w:p>
-    <w:p>
       <w:pPr>
         <w:pStyle w:val="Heading3"/>
       </w:pPr>
       <w:r>
+        <w:t>Feedback · compare after trying</w:t>
+      </w:r>
+    </w:p>
+    <w:p>
+      <w:pPr>
+        <w:spacing w:line="336" w:lineRule="auto" w:after="180"/>
+        <w:shd w:fill="F1F6FC"/>
+      </w:pPr>
+      <w:r>
+        <w:rPr>
+          <w:b w:val="0"/>
+        </w:rPr>
+        <w:t xml:space="preserve">After your attempt, compare with the supported explanation: Mean becomes26/4=6.5 cm² and query feature1.5 cm²; this changes the fitted </w:t>
+      </w:r>
+      <w:r>
+        <w:rPr>
+          <w:b/>
+        </w:rPr>
+        <w:t>transformation</w:t>
+      </w:r>
+      <w:r>
+        <w:rPr>
+          <w:b w:val="0"/>
+        </w:rPr>
+        <w:t>.</w:t>
+      </w:r>
+    </w:p>
+    <w:p>
+      <w:pPr>
+        <w:spacing w:line="336" w:lineRule="auto" w:after="180"/>
+        <w:shd w:fill="F1F6FC"/>
+      </w:pPr>
+      <w:r>
+        <w:rPr>
+          <w:b w:val="0"/>
+        </w:rPr>
+        <w:t xml:space="preserve">A held-out </w:t>
+      </w:r>
+      <w:r>
+        <w:rPr>
+          <w:b/>
+        </w:rPr>
+        <w:t>input</w:t>
+      </w:r>
+      <w:r>
+        <w:rPr>
+          <w:b w:val="0"/>
+        </w:rPr>
+        <w:t xml:space="preserve"> should not silently redefine a </w:t>
+      </w:r>
+      <w:r>
+        <w:rPr>
+          <w:b/>
+        </w:rPr>
+        <w:t>training</w:t>
+      </w:r>
+      <w:r>
+        <w:rPr>
+          <w:b w:val="0"/>
+        </w:rPr>
+        <w:t>-fitted pre</w:t>
+      </w:r>
+      <w:r>
+        <w:rPr>
+          <w:b/>
+        </w:rPr>
+        <w:t>process</w:t>
+      </w:r>
+      <w:r>
+        <w:rPr>
+          <w:b w:val="0"/>
+        </w:rPr>
+        <w:t>ing step.</w:t>
+      </w:r>
+    </w:p>
+    <w:p>
+      <w:pPr>
+        <w:pStyle w:val="Heading3"/>
+      </w:pPr>
+      <w:r>
         <w:t>Repair a missing building block</w:t>
       </w:r>
     </w:p>
     <w:p>
-      <w:r>
-        <w:t>Review Learning Curves (ai-4/28). Goal: Read training-size learning curves. Short practice: What comparison is valid if the validation set changes between sizes? Point to the relevant step in the picture, then write the changed result and the rule or evidence that supports it.. Return to this week and explain what you changed.</w:t>
-      </w:r>
-    </w:p>
-    <w:p>
-      <w:r>
-        <w:t>Review Reproducible Experiments (ai-4/26). Goal: Record enough detail to reproduce a run. Short practice: What should accompany the mean 70%? Point to the relevant step in the picture, then write the changed result and the rule or evidence that supports it.. Return to this week and explain what you changed.</w:t>
-      </w:r>
-    </w:p>
-    <w:p>
-      <w:r>
-        <w:t>Review Hold Out Test Data (ai-4/23). Goal: Freeze the full evaluation procedure before testing. Short practice: What is needed for an honest final claim about the revised version? Point to the relevant step in the picture, then write the changed result and the rule or evidence that supports it.. Return to this week and explain what you changed.</w:t>
+      <w:pPr>
+        <w:spacing w:line="336" w:lineRule="auto" w:after="180"/>
+      </w:pPr>
+      <w:r>
+        <w:rPr>
+          <w:b w:val="0"/>
+        </w:rPr>
+        <w:t xml:space="preserve">Review Learning Curves (ai-4/28). Goal: Read </w:t>
+      </w:r>
+      <w:r>
+        <w:rPr>
+          <w:b/>
+        </w:rPr>
+        <w:t>training</w:t>
+      </w:r>
+      <w:r>
+        <w:rPr>
+          <w:b w:val="0"/>
+        </w:rPr>
+        <w:t xml:space="preserve">-size learning curves. Short practice: What </w:t>
+      </w:r>
+      <w:r>
+        <w:rPr>
+          <w:b/>
+        </w:rPr>
+        <w:t>comparison</w:t>
+      </w:r>
+      <w:r>
+        <w:rPr>
+          <w:b w:val="0"/>
+        </w:rPr>
+        <w:t xml:space="preserve"> is valid if the validation set changes between sizes?</w:t>
+      </w:r>
+    </w:p>
+    <w:p>
+      <w:pPr>
+        <w:spacing w:line="336" w:lineRule="auto" w:after="180"/>
+      </w:pPr>
+      <w:r>
+        <w:rPr>
+          <w:b w:val="0"/>
+        </w:rPr>
+        <w:t xml:space="preserve">Point to the relevant step in the picture, then write the changed result and the rule or </w:t>
+      </w:r>
+      <w:r>
+        <w:rPr>
+          <w:b/>
+        </w:rPr>
+        <w:t>evidence</w:t>
+      </w:r>
+      <w:r>
+        <w:rPr>
+          <w:b w:val="0"/>
+        </w:rPr>
+        <w:t xml:space="preserve"> that supports it.. Return to this week and explain what you changed.</w:t>
+      </w:r>
+    </w:p>
+    <w:p>
+      <w:pPr>
+        <w:spacing w:line="336" w:lineRule="auto" w:after="180"/>
+      </w:pPr>
+      <w:r>
+        <w:rPr>
+          <w:b w:val="0"/>
+        </w:rPr>
+        <w:t xml:space="preserve">Review Reproducible Experiments (ai-4/26). Goal: Record enough detail to reproduce a run. Short practice: What should accompany the mean </w:t>
+      </w:r>
+      <w:r>
+        <w:rPr>
+          <w:b/>
+        </w:rPr>
+        <w:t>70%</w:t>
+      </w:r>
+      <w:r>
+        <w:rPr>
+          <w:b w:val="0"/>
+        </w:rPr>
+        <w:t>?</w:t>
+      </w:r>
+    </w:p>
+    <w:p>
+      <w:pPr>
+        <w:spacing w:line="336" w:lineRule="auto" w:after="180"/>
+      </w:pPr>
+      <w:r>
+        <w:rPr>
+          <w:b w:val="0"/>
+        </w:rPr>
+        <w:t xml:space="preserve">Point to the relevant step in the picture, then write the changed result and the rule or </w:t>
+      </w:r>
+      <w:r>
+        <w:rPr>
+          <w:b/>
+        </w:rPr>
+        <w:t>evidence</w:t>
+      </w:r>
+      <w:r>
+        <w:rPr>
+          <w:b w:val="0"/>
+        </w:rPr>
+        <w:t xml:space="preserve"> that supports it.. Return to this week and explain what you changed.</w:t>
+      </w:r>
+    </w:p>
+    <w:p>
+      <w:pPr>
+        <w:spacing w:line="336" w:lineRule="auto" w:after="180"/>
+      </w:pPr>
+      <w:r>
+        <w:rPr>
+          <w:b w:val="0"/>
+        </w:rPr>
+        <w:t>Review Hold Out Test Data (ai-4/23). Goal: Freeze the full evaluation procedure before testing. Short practice: What is needed for an honest final claim about the revised version?</w:t>
+      </w:r>
+    </w:p>
+    <w:p>
+      <w:pPr>
+        <w:spacing w:line="336" w:lineRule="auto" w:after="180"/>
+      </w:pPr>
+      <w:r>
+        <w:rPr>
+          <w:b w:val="0"/>
+        </w:rPr>
+        <w:t xml:space="preserve">Point to the relevant step in the picture, then write the changed result and the rule or </w:t>
+      </w:r>
+      <w:r>
+        <w:rPr>
+          <w:b/>
+        </w:rPr>
+        <w:t>evidence</w:t>
+      </w:r>
+      <w:r>
+        <w:rPr>
+          <w:b w:val="0"/>
+        </w:rPr>
+        <w:t xml:space="preserve"> that supports it.. Return to this week and explain what you changed.</w:t>
       </w:r>
     </w:p>
     <w:p>
@@ -4400,8 +7473,61 @@
       </w:r>
     </w:p>
     <w:p>
-      <w:r>
-        <w:t>The browser lab lets you edit the supported Python examples already included in this lesson. Predict first, run, inspect the actual output or error, change one input, then run again. Keep code, predictions, actual results and a reasoned revision together. On paper, label your result as a trace rather than an execution.</w:t>
+      <w:pPr>
+        <w:spacing w:line="336" w:lineRule="auto" w:after="180"/>
+      </w:pPr>
+      <w:r>
+        <w:rPr>
+          <w:b w:val="0"/>
+        </w:rPr>
+        <w:t xml:space="preserve">The browser lab lets you edit the supported Python examples already included in this lesson. Predict first, run, inspect the actual </w:t>
+      </w:r>
+      <w:r>
+        <w:rPr>
+          <w:b/>
+        </w:rPr>
+        <w:t>output</w:t>
+      </w:r>
+      <w:r>
+        <w:rPr>
+          <w:b w:val="0"/>
+        </w:rPr>
+        <w:t xml:space="preserve"> or error, change one </w:t>
+      </w:r>
+      <w:r>
+        <w:rPr>
+          <w:b/>
+        </w:rPr>
+        <w:t>input</w:t>
+      </w:r>
+      <w:r>
+        <w:rPr>
+          <w:b w:val="0"/>
+        </w:rPr>
+        <w:t>, then run again.</w:t>
+      </w:r>
+    </w:p>
+    <w:p>
+      <w:pPr>
+        <w:spacing w:line="336" w:lineRule="auto" w:after="180"/>
+      </w:pPr>
+      <w:r>
+        <w:rPr>
+          <w:b w:val="0"/>
+        </w:rPr>
+        <w:t xml:space="preserve">Keep code, </w:t>
+      </w:r>
+      <w:r>
+        <w:rPr>
+          <w:b/>
+        </w:rPr>
+        <w:t>prediction</w:t>
+      </w:r>
+      <w:r>
+        <w:rPr>
+          <w:b w:val="0"/>
+        </w:rPr>
+        <w:t>s, actual results and a reasoned revision together. On paper, label your result as a trace rather than an execution.</w:t>
       </w:r>
     </w:p>
     <w:p>
@@ -4413,8 +7539,734 @@
       </w:r>
     </w:p>
     <w:p>
-      <w:r>
-        <w:t>Use Download completed work in the hosted lesson to export your answers, reflections, practice feedback and code-run evidence. Open the HTML copy to read or print it. Drafts stay in this browser when storage is available; clear drafts on a shared device.</w:t>
+      <w:pPr>
+        <w:spacing w:line="336" w:lineRule="auto" w:after="180"/>
+      </w:pPr>
+      <w:r>
+        <w:rPr>
+          <w:b w:val="0"/>
+        </w:rPr>
+        <w:t xml:space="preserve">Use Download completed work in the hosted lesson to export your answers, reflections, practice feedback and code-run </w:t>
+      </w:r>
+      <w:r>
+        <w:rPr>
+          <w:b/>
+        </w:rPr>
+        <w:t>evidence</w:t>
+      </w:r>
+      <w:r>
+        <w:rPr>
+          <w:b w:val="0"/>
+        </w:rPr>
+        <w:t>. Open the HTML copy to read or print it.</w:t>
+      </w:r>
+    </w:p>
+    <w:p>
+      <w:pPr>
+        <w:spacing w:line="336" w:lineRule="auto" w:after="180"/>
+      </w:pPr>
+      <w:r>
+        <w:rPr>
+          <w:b w:val="0"/>
+        </w:rPr>
+        <w:t>Drafts stay in this browser when storage is available; clear drafts on a shared device.</w:t>
+      </w:r>
+    </w:p>
+    <w:p>
+      <w:pPr>
+        <w:pStyle w:val="Heading1"/>
+      </w:pPr>
+      <w:r>
+        <w:t>18. Visual concept journey</w:t>
+      </w:r>
+    </w:p>
+    <w:p>
+      <w:r>
+        <w:t>Explain each Feature Engineering graphic using its labels, deciding evidence and relevant limitation.</w:t>
+      </w:r>
+    </w:p>
+    <w:p>
+      <w:pPr>
+        <w:pStyle w:val="Heading3"/>
+      </w:pPr>
+      <w:r>
+        <w:t>01. Feature Engineering: the case</w:t>
+      </w:r>
+    </w:p>
+    <w:p>
+      <w:r>
+        <w:drawing>
+          <wp:inline xmlns:a="http://schemas.openxmlformats.org/drawingml/2006/main" xmlns:pic="http://schemas.openxmlformats.org/drawingml/2006/picture">
+            <wp:extent cx="5486400" cy="2990088"/>
+            <wp:docPr id="22" name="Picture 22" descr="Engineer a feature with a transformation defined before evaluating a new leaf. Supplied facts: Training rectangular leaf cards have areas [2, 6, 10] cm². Area=length×width; center by training mean. Query length 2, width 4 cm. All inputs and outcomes in this worked example are invented classroom data; no real model run is claimed."/>
+            <wp:cNvGraphicFramePr>
+              <a:graphicFrameLocks noChangeAspect="1"/>
+            </wp:cNvGraphicFramePr>
+            <a:graphic>
+              <a:graphicData uri="http://schemas.openxmlformats.org/drawingml/2006/picture">
+                <pic:pic>
+                  <pic:nvPicPr>
+                    <pic:cNvPr id="0" name="academy-story-ai-4-29-01.png"/>
+                    <pic:cNvPicPr/>
+                  </pic:nvPicPr>
+                  <pic:blipFill>
+                    <a:blip r:embed="rId29"/>
+                    <a:stretch>
+                      <a:fillRect/>
+                    </a:stretch>
+                  </pic:blipFill>
+                  <pic:spPr>
+                    <a:xfrm>
+                      <a:off x="0" y="0"/>
+                      <a:ext cx="5486400" cy="2990088"/>
+                    </a:xfrm>
+                    <a:prstGeom prst="rect"/>
+                  </pic:spPr>
+                </pic:pic>
+              </a:graphicData>
+            </a:graphic>
+          </wp:inline>
+        </w:drawing>
+      </w:r>
+    </w:p>
+    <w:p>
+      <w:pPr>
+        <w:spacing w:line="336" w:lineRule="auto" w:after="180"/>
+      </w:pPr>
+      <w:r>
+        <w:rPr>
+          <w:b w:val="0"/>
+        </w:rPr>
+        <w:t xml:space="preserve">Engineer a feature with a </w:t>
+      </w:r>
+      <w:r>
+        <w:rPr>
+          <w:b/>
+        </w:rPr>
+        <w:t>transformation</w:t>
+      </w:r>
+      <w:r>
+        <w:rPr>
+          <w:b w:val="0"/>
+        </w:rPr>
+        <w:t xml:space="preserve"> defined before evaluating a new leaf. Supplied facts: </w:t>
+      </w:r>
+      <w:r>
+        <w:rPr>
+          <w:b/>
+        </w:rPr>
+        <w:t>Training</w:t>
+      </w:r>
+      <w:r>
+        <w:rPr>
+          <w:b w:val="0"/>
+        </w:rPr>
+        <w:t xml:space="preserve"> rectangular leaf cards have areas [2, 6, 10] cm². Area=length×width; center by </w:t>
+      </w:r>
+      <w:r>
+        <w:rPr>
+          <w:b/>
+        </w:rPr>
+        <w:t>training</w:t>
+      </w:r>
+      <w:r>
+        <w:rPr>
+          <w:b w:val="0"/>
+        </w:rPr>
+        <w:t xml:space="preserve"> mean. Query length 2, width 4 cm.</w:t>
+      </w:r>
+    </w:p>
+    <w:p>
+      <w:pPr>
+        <w:spacing w:line="336" w:lineRule="auto" w:after="180"/>
+      </w:pPr>
+      <w:r>
+        <w:rPr>
+          <w:b w:val="0"/>
+        </w:rPr>
+        <w:t xml:space="preserve">All </w:t>
+      </w:r>
+      <w:r>
+        <w:rPr>
+          <w:b/>
+        </w:rPr>
+        <w:t>input</w:t>
+      </w:r>
+      <w:r>
+        <w:rPr>
+          <w:b w:val="0"/>
+        </w:rPr>
+        <w:t>s and outcomes in this worked example are invented classroom data; no real model run is claimed.</w:t>
+      </w:r>
+    </w:p>
+    <w:p>
+      <w:pPr>
+        <w:spacing w:line="336" w:lineRule="auto" w:after="180"/>
+        <w:shd w:fill="F5F1FB"/>
+      </w:pPr>
+      <w:r>
+        <w:rPr>
+          <w:b w:val="0"/>
+        </w:rPr>
+        <w:t>Point to the given fact that matters most. Explain why it matters.</w:t>
+      </w:r>
+    </w:p>
+    <w:p>
+      <w:pPr>
+        <w:pStyle w:val="Heading3"/>
+      </w:pPr>
+      <w:r>
+        <w:t>02. Follow the deciding steps</w:t>
+      </w:r>
+    </w:p>
+    <w:p>
+      <w:r>
+        <w:drawing>
+          <wp:inline xmlns:a="http://schemas.openxmlformats.org/drawingml/2006/main" xmlns:pic="http://schemas.openxmlformats.org/drawingml/2006/picture">
+            <wp:extent cx="5486400" cy="3182112"/>
+            <wp:docPr id="23" name="Picture 23" descr="Construct area: Query area=2×4=8 cm². → Fit centering: Training mean=(2+6+10)/3=6 cm². → Apply unchanged transform: Centered query feature=8-6=2 cm²."/>
+            <wp:cNvGraphicFramePr>
+              <a:graphicFrameLocks noChangeAspect="1"/>
+            </wp:cNvGraphicFramePr>
+            <a:graphic>
+              <a:graphicData uri="http://schemas.openxmlformats.org/drawingml/2006/picture">
+                <pic:pic>
+                  <pic:nvPicPr>
+                    <pic:cNvPr id="0" name="academy-story-ai-4-29-02.png"/>
+                    <pic:cNvPicPr/>
+                  </pic:nvPicPr>
+                  <pic:blipFill>
+                    <a:blip r:embed="rId30"/>
+                    <a:stretch>
+                      <a:fillRect/>
+                    </a:stretch>
+                  </pic:blipFill>
+                  <pic:spPr>
+                    <a:xfrm>
+                      <a:off x="0" y="0"/>
+                      <a:ext cx="5486400" cy="3182112"/>
+                    </a:xfrm>
+                    <a:prstGeom prst="rect"/>
+                  </pic:spPr>
+                </pic:pic>
+              </a:graphicData>
+            </a:graphic>
+          </wp:inline>
+        </w:drawing>
+      </w:r>
+    </w:p>
+    <w:p>
+      <w:pPr>
+        <w:spacing w:line="336" w:lineRule="auto" w:after="180"/>
+      </w:pPr>
+      <w:r>
+        <w:rPr>
+          <w:b w:val="0"/>
+        </w:rPr>
+        <w:t xml:space="preserve">Construct area: Query area=2×4=8 cm². → Fit centering: </w:t>
+      </w:r>
+      <w:r>
+        <w:rPr>
+          <w:b/>
+        </w:rPr>
+        <w:t>Training</w:t>
+      </w:r>
+      <w:r>
+        <w:rPr>
+          <w:b w:val="0"/>
+        </w:rPr>
+        <w:t xml:space="preserve"> mean=(2+6+10)/3=6 cm². → Apply unchanged transform: Centered query feature=8-6=2 cm².</w:t>
+      </w:r>
+    </w:p>
+    <w:p>
+      <w:pPr>
+        <w:spacing w:line="336" w:lineRule="auto" w:after="180"/>
+        <w:shd w:fill="F5F1FB"/>
+      </w:pPr>
+      <w:r>
+        <w:rPr>
+          <w:b w:val="0"/>
+        </w:rPr>
+        <w:t xml:space="preserve">Point to each numbered stage and explain which recorded </w:t>
+      </w:r>
+      <w:r>
+        <w:rPr>
+          <w:b/>
+        </w:rPr>
+        <w:t>input</w:t>
+      </w:r>
+      <w:r>
+        <w:rPr>
+          <w:b w:val="0"/>
+        </w:rPr>
+        <w:t xml:space="preserve"> it uses.</w:t>
+      </w:r>
+    </w:p>
+    <w:p>
+      <w:pPr>
+        <w:pStyle w:val="Heading3"/>
+      </w:pPr>
+      <w:r>
+        <w:t>03. Follow the evidence</w:t>
+      </w:r>
+    </w:p>
+    <w:p>
+      <w:r>
+        <w:drawing>
+          <wp:inline xmlns:a="http://schemas.openxmlformats.org/drawingml/2006/main" xmlns:pic="http://schemas.openxmlformats.org/drawingml/2006/picture">
+            <wp:extent cx="5486400" cy="2834640"/>
+            <wp:docPr id="24" name="Picture 24" descr="Follow the evidence. Observed | More practice with higher scores | Association. Possible other factor | Prior experience | May affect both. Missing evidence | Comparable starting conditions | Limits causal claim"/>
+            <wp:cNvGraphicFramePr>
+              <a:graphicFrameLocks noChangeAspect="1"/>
+            </wp:cNvGraphicFramePr>
+            <a:graphic>
+              <a:graphicData uri="http://schemas.openxmlformats.org/drawingml/2006/picture">
+                <pic:pic>
+                  <pic:nvPicPr>
+                    <pic:cNvPr id="0" name="academy-story-ai-4-29-03.png"/>
+                    <pic:cNvPicPr/>
+                  </pic:nvPicPr>
+                  <pic:blipFill>
+                    <a:blip r:embed="rId31"/>
+                    <a:stretch>
+                      <a:fillRect/>
+                    </a:stretch>
+                  </pic:blipFill>
+                  <pic:spPr>
+                    <a:xfrm>
+                      <a:off x="0" y="0"/>
+                      <a:ext cx="5486400" cy="2834640"/>
+                    </a:xfrm>
+                    <a:prstGeom prst="rect"/>
+                  </pic:spPr>
+                </pic:pic>
+              </a:graphicData>
+            </a:graphic>
+          </wp:inline>
+        </w:drawing>
+      </w:r>
+    </w:p>
+    <w:p>
+      <w:pPr>
+        <w:spacing w:line="336" w:lineRule="auto" w:after="180"/>
+      </w:pPr>
+      <w:r>
+        <w:rPr>
+          <w:b w:val="0"/>
+        </w:rPr>
+        <w:t xml:space="preserve">Follow the </w:t>
+      </w:r>
+      <w:r>
+        <w:rPr>
+          <w:b/>
+        </w:rPr>
+        <w:t>evidence</w:t>
+      </w:r>
+      <w:r>
+        <w:rPr>
+          <w:b w:val="0"/>
+        </w:rPr>
+        <w:t xml:space="preserve">. Observed | More practice with higher scores | </w:t>
+      </w:r>
+      <w:r>
+        <w:rPr>
+          <w:b/>
+        </w:rPr>
+        <w:t>Association</w:t>
+      </w:r>
+      <w:r>
+        <w:rPr>
+          <w:b w:val="0"/>
+        </w:rPr>
+        <w:t xml:space="preserve">. Possible other factor | Prior experience | May affect both. Missing </w:t>
+      </w:r>
+      <w:r>
+        <w:rPr>
+          <w:b/>
+        </w:rPr>
+        <w:t>evidence</w:t>
+      </w:r>
+      <w:r>
+        <w:rPr>
+          <w:b w:val="0"/>
+        </w:rPr>
+        <w:t xml:space="preserve"> | Comparable starting conditions | Limits causal claim</w:t>
+      </w:r>
+    </w:p>
+    <w:p>
+      <w:pPr>
+        <w:spacing w:line="336" w:lineRule="auto" w:after="180"/>
+        <w:shd w:fill="F5F1FB"/>
+      </w:pPr>
+      <w:r>
+        <w:rPr>
+          <w:b w:val="0"/>
+        </w:rPr>
+        <w:t>Read the labels and values. Explain the relationship the model shows.</w:t>
+      </w:r>
+    </w:p>
+    <w:p>
+      <w:pPr>
+        <w:pStyle w:val="Heading3"/>
+      </w:pPr>
+      <w:r>
+        <w:t>04. Change one thing. Trace what follows.</w:t>
+      </w:r>
+    </w:p>
+    <w:p>
+      <w:r>
+        <w:drawing>
+          <wp:inline xmlns:a="http://schemas.openxmlformats.org/drawingml/2006/main" xmlns:pic="http://schemas.openxmlformats.org/drawingml/2006/picture">
+            <wp:extent cx="5486400" cy="3026664"/>
+            <wp:docPr id="25" name="Picture 25" descr="Original case: Centered query feature=8-6=2 cm². Changed condition: Include the query in the centering mean. Expected result: Mean becomes26/4=6.5 cm² and query feature1.5 cm²; this changes the fitted transformation. Reason: A held-out input should not silently redefine a training-fitted preprocessing step."/>
+            <wp:cNvGraphicFramePr>
+              <a:graphicFrameLocks noChangeAspect="1"/>
+            </wp:cNvGraphicFramePr>
+            <a:graphic>
+              <a:graphicData uri="http://schemas.openxmlformats.org/drawingml/2006/picture">
+                <pic:pic>
+                  <pic:nvPicPr>
+                    <pic:cNvPr id="0" name="academy-story-ai-4-29-04.png"/>
+                    <pic:cNvPicPr/>
+                  </pic:nvPicPr>
+                  <pic:blipFill>
+                    <a:blip r:embed="rId32"/>
+                    <a:stretch>
+                      <a:fillRect/>
+                    </a:stretch>
+                  </pic:blipFill>
+                  <pic:spPr>
+                    <a:xfrm>
+                      <a:off x="0" y="0"/>
+                      <a:ext cx="5486400" cy="3026664"/>
+                    </a:xfrm>
+                    <a:prstGeom prst="rect"/>
+                  </pic:spPr>
+                </pic:pic>
+              </a:graphicData>
+            </a:graphic>
+          </wp:inline>
+        </w:drawing>
+      </w:r>
+    </w:p>
+    <w:p>
+      <w:pPr>
+        <w:spacing w:line="336" w:lineRule="auto" w:after="180"/>
+      </w:pPr>
+      <w:r>
+        <w:rPr>
+          <w:b w:val="0"/>
+        </w:rPr>
+        <w:t xml:space="preserve">Original case: Centered query feature=8-6=2 cm². Changed condition: Include the query in the centering mean. Expected result: Mean becomes26/4=6.5 cm² and query feature1.5 cm²; this changes the fitted </w:t>
+      </w:r>
+      <w:r>
+        <w:rPr>
+          <w:b/>
+        </w:rPr>
+        <w:t>transformation</w:t>
+      </w:r>
+      <w:r>
+        <w:rPr>
+          <w:b w:val="0"/>
+        </w:rPr>
+        <w:t>.</w:t>
+      </w:r>
+    </w:p>
+    <w:p>
+      <w:pPr>
+        <w:spacing w:line="336" w:lineRule="auto" w:after="180"/>
+      </w:pPr>
+      <w:r>
+        <w:rPr>
+          <w:b w:val="0"/>
+        </w:rPr>
+        <w:t xml:space="preserve">Reason: A held-out </w:t>
+      </w:r>
+      <w:r>
+        <w:rPr>
+          <w:b/>
+        </w:rPr>
+        <w:t>input</w:t>
+      </w:r>
+      <w:r>
+        <w:rPr>
+          <w:b w:val="0"/>
+        </w:rPr>
+        <w:t xml:space="preserve"> should not silently redefine a </w:t>
+      </w:r>
+      <w:r>
+        <w:rPr>
+          <w:b/>
+        </w:rPr>
+        <w:t>training</w:t>
+      </w:r>
+      <w:r>
+        <w:rPr>
+          <w:b w:val="0"/>
+        </w:rPr>
+        <w:t>-fitted pre</w:t>
+      </w:r>
+      <w:r>
+        <w:rPr>
+          <w:b/>
+        </w:rPr>
+        <w:t>process</w:t>
+      </w:r>
+      <w:r>
+        <w:rPr>
+          <w:b w:val="0"/>
+        </w:rPr>
+        <w:t>ing step.</w:t>
+      </w:r>
+    </w:p>
+    <w:p>
+      <w:pPr>
+        <w:spacing w:line="336" w:lineRule="auto" w:after="180"/>
+        <w:shd w:fill="F5F1FB"/>
+      </w:pPr>
+      <w:r>
+        <w:rPr>
+          <w:b w:val="0"/>
+        </w:rPr>
+        <w:t>Predict before checking the worked changed-case result. Name what changed and what the supplied facts allow you to conclude.</w:t>
+      </w:r>
+    </w:p>
+    <w:p>
+      <w:pPr>
+        <w:pStyle w:val="Heading3"/>
+      </w:pPr>
+      <w:r>
+        <w:t>05. Connect the explanation to its limit</w:t>
+      </w:r>
+    </w:p>
+    <w:p>
+      <w:r>
+        <w:drawing>
+          <wp:inline xmlns:a="http://schemas.openxmlformats.org/drawingml/2006/main" xmlns:pic="http://schemas.openxmlformats.org/drawingml/2006/picture">
+            <wp:extent cx="5486400" cy="2834640"/>
+            <wp:docPr id="26" name="Picture 26" descr="Read the picture in order. Centered query feature=8-6=2 cm². The arrows show which recorded input or intermediate result each decision uses. Explain the deciding step aloud before checking the changed case; pointing to the final answer alone does not show how it follows. Limit: Area is a geometric toy feature. Useful predictive relationships need separate evaluation, and real leaves need a suitable measurement definition."/>
+            <wp:cNvGraphicFramePr>
+              <a:graphicFrameLocks noChangeAspect="1"/>
+            </wp:cNvGraphicFramePr>
+            <a:graphic>
+              <a:graphicData uri="http://schemas.openxmlformats.org/drawingml/2006/picture">
+                <pic:pic>
+                  <pic:nvPicPr>
+                    <pic:cNvPr id="0" name="academy-story-ai-4-29-05.png"/>
+                    <pic:cNvPicPr/>
+                  </pic:nvPicPr>
+                  <pic:blipFill>
+                    <a:blip r:embed="rId33"/>
+                    <a:stretch>
+                      <a:fillRect/>
+                    </a:stretch>
+                  </pic:blipFill>
+                  <pic:spPr>
+                    <a:xfrm>
+                      <a:off x="0" y="0"/>
+                      <a:ext cx="5486400" cy="2834640"/>
+                    </a:xfrm>
+                    <a:prstGeom prst="rect"/>
+                  </pic:spPr>
+                </pic:pic>
+              </a:graphicData>
+            </a:graphic>
+          </wp:inline>
+        </w:drawing>
+      </w:r>
+    </w:p>
+    <w:p>
+      <w:pPr>
+        <w:spacing w:line="336" w:lineRule="auto" w:after="180"/>
+      </w:pPr>
+      <w:r>
+        <w:rPr>
+          <w:b w:val="0"/>
+        </w:rPr>
+        <w:t xml:space="preserve">Read the picture in order. Centered query feature=8-6=2 cm². The arrows show which recorded </w:t>
+      </w:r>
+      <w:r>
+        <w:rPr>
+          <w:b/>
+        </w:rPr>
+        <w:t>input</w:t>
+      </w:r>
+      <w:r>
+        <w:rPr>
+          <w:b w:val="0"/>
+        </w:rPr>
+        <w:t xml:space="preserve"> or intermediate result each decision uses.</w:t>
+      </w:r>
+    </w:p>
+    <w:p>
+      <w:pPr>
+        <w:spacing w:line="336" w:lineRule="auto" w:after="180"/>
+      </w:pPr>
+      <w:r>
+        <w:rPr>
+          <w:b w:val="0"/>
+        </w:rPr>
+        <w:t>Explain the deciding step aloud before checking the changed case; pointing to the final answer alone does not show how it follows. Limit: Area is a geometric toy feature.</w:t>
+      </w:r>
+    </w:p>
+    <w:p>
+      <w:pPr>
+        <w:spacing w:line="336" w:lineRule="auto" w:after="180"/>
+      </w:pPr>
+      <w:r>
+        <w:rPr>
+          <w:b w:val="0"/>
+        </w:rPr>
+        <w:t>Useful predictive relationships need separate evaluation, and real leaves need a suitable measurement definition.</w:t>
+      </w:r>
+    </w:p>
+    <w:p>
+      <w:pPr>
+        <w:spacing w:line="336" w:lineRule="auto" w:after="180"/>
+        <w:shd w:fill="F5F1FB"/>
+      </w:pPr>
+      <w:r>
+        <w:rPr>
+          <w:b w:val="0"/>
+        </w:rPr>
+        <w:t>Explain the case, then point to a limit on the claim.</w:t>
+      </w:r>
+    </w:p>
+    <w:p>
+      <w:pPr>
+        <w:pStyle w:val="Heading3"/>
+      </w:pPr>
+      <w:r>
+        <w:t>06. Make the idea visible in your project</w:t>
+      </w:r>
+    </w:p>
+    <w:p>
+      <w:r>
+        <w:drawing>
+          <wp:inline xmlns:a="http://schemas.openxmlformats.org/drawingml/2006/main" xmlns:pic="http://schemas.openxmlformats.org/drawingml/2006/picture">
+            <wp:extent cx="5486400" cy="3681984"/>
+            <wp:docPr id="27" name="Picture 27" descr="For your Responsible Plant Classifier, save the input, procedure, observed result and limitation of this check. Label this worked example as practice; use a different, previously unreviewed case when checking independent understanding. Draw your input, deciding step, result and limit. Supported question: What should be saved so another group transforms the query identically? Point to the relevant step in the picture, then write the changed result and the rule or evidence that supports it."/>
+            <wp:cNvGraphicFramePr>
+              <a:graphicFrameLocks noChangeAspect="1"/>
+            </wp:cNvGraphicFramePr>
+            <a:graphic>
+              <a:graphicData uri="http://schemas.openxmlformats.org/drawingml/2006/picture">
+                <pic:pic>
+                  <pic:nvPicPr>
+                    <pic:cNvPr id="0" name="academy-story-ai-4-29-06.png"/>
+                    <pic:cNvPicPr/>
+                  </pic:nvPicPr>
+                  <pic:blipFill>
+                    <a:blip r:embed="rId34"/>
+                    <a:stretch>
+                      <a:fillRect/>
+                    </a:stretch>
+                  </pic:blipFill>
+                  <pic:spPr>
+                    <a:xfrm>
+                      <a:off x="0" y="0"/>
+                      <a:ext cx="5486400" cy="3681984"/>
+                    </a:xfrm>
+                    <a:prstGeom prst="rect"/>
+                  </pic:spPr>
+                </pic:pic>
+              </a:graphicData>
+            </a:graphic>
+          </wp:inline>
+        </w:drawing>
+      </w:r>
+    </w:p>
+    <w:p>
+      <w:pPr>
+        <w:spacing w:line="336" w:lineRule="auto" w:after="180"/>
+      </w:pPr>
+      <w:r>
+        <w:rPr>
+          <w:b w:val="0"/>
+        </w:rPr>
+        <w:t xml:space="preserve">For your Responsible Plant Classifier, save the </w:t>
+      </w:r>
+      <w:r>
+        <w:rPr>
+          <w:b/>
+        </w:rPr>
+        <w:t>input</w:t>
+      </w:r>
+      <w:r>
+        <w:rPr>
+          <w:b w:val="0"/>
+        </w:rPr>
+        <w:t>, procedure, observed result and limitation of this check.</w:t>
+      </w:r>
+    </w:p>
+    <w:p>
+      <w:pPr>
+        <w:spacing w:line="336" w:lineRule="auto" w:after="180"/>
+      </w:pPr>
+      <w:r>
+        <w:rPr>
+          <w:b w:val="0"/>
+        </w:rPr>
+        <w:t xml:space="preserve">Label this worked example as practice; use a different, previously unreviewed case when checking independent understanding. Draw your </w:t>
+      </w:r>
+      <w:r>
+        <w:rPr>
+          <w:b/>
+        </w:rPr>
+        <w:t>input</w:t>
+      </w:r>
+      <w:r>
+        <w:rPr>
+          <w:b w:val="0"/>
+        </w:rPr>
+        <w:t>, deciding step, result and limit.</w:t>
+      </w:r>
+    </w:p>
+    <w:p>
+      <w:pPr>
+        <w:spacing w:line="336" w:lineRule="auto" w:after="180"/>
+      </w:pPr>
+      <w:r>
+        <w:rPr>
+          <w:b w:val="0"/>
+        </w:rPr>
+        <w:t xml:space="preserve">Supported question: What should be saved so another group transforms the query identically? Point to the relevant step in the picture, then write the changed result and the rule or </w:t>
+      </w:r>
+      <w:r>
+        <w:rPr>
+          <w:b/>
+        </w:rPr>
+        <w:t>evidence</w:t>
+      </w:r>
+      <w:r>
+        <w:rPr>
+          <w:b w:val="0"/>
+        </w:rPr>
+        <w:t xml:space="preserve"> that supports it.</w:t>
+      </w:r>
+    </w:p>
+    <w:p>
+      <w:pPr>
+        <w:spacing w:line="336" w:lineRule="auto" w:after="180"/>
+        <w:shd w:fill="F5F1FB"/>
+      </w:pPr>
+      <w:r>
+        <w:rPr>
+          <w:b w:val="0"/>
+        </w:rPr>
+        <w:t xml:space="preserve">Draw your project trace and justify the deciding step using </w:t>
+      </w:r>
+      <w:r>
+        <w:rPr>
+          <w:b/>
+        </w:rPr>
+        <w:t>evidence</w:t>
+      </w:r>
+      <w:r>
+        <w:rPr>
+          <w:b w:val="0"/>
+        </w:rPr>
+        <w:t>.</w:t>
       </w:r>
     </w:p>
     <w:sectPr>
